--- a/03-source-list/source-list.docx
+++ b/03-source-list/source-list.docx
@@ -261,7 +261,7 @@
             <w:pPr>
               <w:spacing w:after="0" w:line="240"/>
             </w:pPr>
-            <w:hyperlink w:history="1" r:id="rIdtexjxi5awq0l7pzuulsr9">
+            <w:hyperlink w:history="1" r:id="rIdnltslvl6uhbjyf3_9s7j4">
               <w:r>
                 <w:rPr>
                   <w:b/>
@@ -369,7 +369,7 @@
             <w:pPr>
               <w:spacing w:after="0" w:line="240"/>
             </w:pPr>
-            <w:hyperlink w:history="1" r:id="rIdl7mx9pfmmp6ij8kmnypvk">
+            <w:hyperlink w:history="1" r:id="rIdl_ch1jyeoniiddcr36qo-">
               <w:r>
                 <w:rPr>
                   <w:color w:val="8E1B2C"/>
@@ -437,7 +437,7 @@
             <w:pPr>
               <w:spacing w:after="0" w:line="240"/>
             </w:pPr>
-            <w:hyperlink w:history="1" r:id="rIdwstvkw_3szyrivgif1ojo">
+            <w:hyperlink w:history="1" r:id="rIditehaeatro3mspk9ddmar">
               <w:r>
                 <w:rPr>
                   <w:b/>
@@ -545,7 +545,7 @@
             <w:pPr>
               <w:spacing w:after="0" w:line="240"/>
             </w:pPr>
-            <w:hyperlink w:history="1" r:id="rIdnwja10fsdo9me8dy9lmbw">
+            <w:hyperlink w:history="1" r:id="rId1cmlnzjs3azpomk4ji0no">
               <w:r>
                 <w:rPr>
                   <w:color w:val="8E1B2C"/>
@@ -613,7 +613,7 @@
             <w:pPr>
               <w:spacing w:after="0" w:line="240"/>
             </w:pPr>
-            <w:hyperlink w:history="1" r:id="rIdmovs7esfd_awuaeo1ln61">
+            <w:hyperlink w:history="1" r:id="rIdqwpt0mzirxxanf8k598yj">
               <w:r>
                 <w:rPr>
                   <w:b/>
@@ -721,7 +721,7 @@
             <w:pPr>
               <w:spacing w:after="0" w:line="240"/>
             </w:pPr>
-            <w:hyperlink w:history="1" r:id="rIdrss2aod7kvr3omj44nxrc">
+            <w:hyperlink w:history="1" r:id="rIdgepinduk3ym9cgwifhqdy">
               <w:r>
                 <w:rPr>
                   <w:color w:val="8E1B2C"/>
@@ -789,7 +789,7 @@
             <w:pPr>
               <w:spacing w:after="0" w:line="240"/>
             </w:pPr>
-            <w:hyperlink w:history="1" r:id="rIdt5fzl_l7vfyivqmcecowj">
+            <w:hyperlink w:history="1" r:id="rIdcza8lejliavpbekmcxl9c">
               <w:r>
                 <w:rPr>
                   <w:b/>
@@ -897,7 +897,7 @@
             <w:pPr>
               <w:spacing w:after="0" w:line="240"/>
             </w:pPr>
-            <w:hyperlink w:history="1" r:id="rIdyelsdherddru9aakzzn5o">
+            <w:hyperlink w:history="1" r:id="rIdfkxfrhrs8lmvfxznfeg5y">
               <w:r>
                 <w:rPr>
                   <w:color w:val="8E1B2C"/>
@@ -965,7 +965,7 @@
             <w:pPr>
               <w:spacing w:after="0" w:line="240"/>
             </w:pPr>
-            <w:hyperlink w:history="1" r:id="rId74ak0m4evbf8p6_pcxm66">
+            <w:hyperlink w:history="1" r:id="rId54tbkm0ifwz3ojo6osyxt">
               <w:r>
                 <w:rPr>
                   <w:b/>
@@ -1073,7 +1073,7 @@
             <w:pPr>
               <w:spacing w:after="0" w:line="240"/>
             </w:pPr>
-            <w:hyperlink w:history="1" r:id="rIdbei-oir9cmvv4xg4xixkc">
+            <w:hyperlink w:history="1" r:id="rId39fzew0llzern31hmlzlq">
               <w:r>
                 <w:rPr>
                   <w:color w:val="8E1B2C"/>
@@ -1141,7 +1141,7 @@
             <w:pPr>
               <w:spacing w:after="0" w:line="240"/>
             </w:pPr>
-            <w:hyperlink w:history="1" r:id="rId-rsxcxggvjvgsvue555mg">
+            <w:hyperlink w:history="1" r:id="rIdxbp5hlxgksjjkrfcu-h4p">
               <w:r>
                 <w:rPr>
                   <w:b/>
@@ -1249,7 +1249,7 @@
             <w:pPr>
               <w:spacing w:after="0" w:line="240"/>
             </w:pPr>
-            <w:hyperlink w:history="1" r:id="rIdviib2h3twsk5lxx10utyz">
+            <w:hyperlink w:history="1" r:id="rIdcvtm31p6kmhitg-e4cbmx">
               <w:r>
                 <w:rPr>
                   <w:color w:val="8E1B2C"/>
@@ -1317,7 +1317,7 @@
             <w:pPr>
               <w:spacing w:after="0" w:line="240"/>
             </w:pPr>
-            <w:hyperlink w:history="1" r:id="rIdwjkxbb1kao64ceani5ssu">
+            <w:hyperlink w:history="1" r:id="rIdnsdrxisy2-chykptwhktr">
               <w:r>
                 <w:rPr>
                   <w:b/>
@@ -1425,7 +1425,7 @@
             <w:pPr>
               <w:spacing w:after="0" w:line="240"/>
             </w:pPr>
-            <w:hyperlink w:history="1" r:id="rId_ge4xfpup2hkbaud5ux2r">
+            <w:hyperlink w:history="1" r:id="rIdfnc50hlufywfom6beoxv0">
               <w:r>
                 <w:rPr>
                   <w:color w:val="8E1B2C"/>
@@ -1464,7 +1464,7 @@
                 <w:sz w:val="17"/>
                 <w:szCs w:val="17"/>
               </w:rPr>
-              <w:t xml:space="preserve">—</w:t>
+              <w:t xml:space="preserve">None</w:t>
             </w:r>
           </w:p>
         </w:tc>
@@ -1493,7 +1493,7 @@
             <w:pPr>
               <w:spacing w:after="0" w:line="240"/>
             </w:pPr>
-            <w:hyperlink w:history="1" r:id="rIdxykglhnownjva_4zktuli">
+            <w:hyperlink w:history="1" r:id="rId5mlt-1ieokzspevpzxk3w">
               <w:r>
                 <w:rPr>
                   <w:b/>
@@ -1601,7 +1601,7 @@
             <w:pPr>
               <w:spacing w:after="0" w:line="240"/>
             </w:pPr>
-            <w:hyperlink w:history="1" r:id="rIdmjx3hkqvjp0tuk_z8tcjw">
+            <w:hyperlink w:history="1" r:id="rIdkxaegiqpamxbwlhlc8lyo">
               <w:r>
                 <w:rPr>
                   <w:color w:val="8E1B2C"/>
@@ -1669,7 +1669,7 @@
             <w:pPr>
               <w:spacing w:after="0" w:line="240"/>
             </w:pPr>
-            <w:hyperlink w:history="1" r:id="rIdbpj0fm4k3clvlbtumqa9e">
+            <w:hyperlink w:history="1" r:id="rIdkamkckjs6v8ynryqsfvhh">
               <w:r>
                 <w:rPr>
                   <w:b/>
@@ -1777,7 +1777,7 @@
             <w:pPr>
               <w:spacing w:after="0" w:line="240"/>
             </w:pPr>
-            <w:hyperlink w:history="1" r:id="rIdrrlt6y7jbs2xalumvtdx8">
+            <w:hyperlink w:history="1" r:id="rIdlp_ycpvdei0ubco7c5_ym">
               <w:r>
                 <w:rPr>
                   <w:color w:val="8E1B2C"/>
@@ -1816,7 +1816,7 @@
                 <w:sz w:val="17"/>
                 <w:szCs w:val="17"/>
               </w:rPr>
-              <w:t xml:space="preserve">—</w:t>
+              <w:t xml:space="preserve">None</w:t>
             </w:r>
           </w:p>
         </w:tc>
@@ -1845,7 +1845,7 @@
             <w:pPr>
               <w:spacing w:after="0" w:line="240"/>
             </w:pPr>
-            <w:hyperlink w:history="1" r:id="rIde-r4z8q5768ovzzlmscmw">
+            <w:hyperlink w:history="1" r:id="rIdf2ekzzds_6cyxzzxe5i7c">
               <w:r>
                 <w:rPr>
                   <w:b/>
@@ -1953,7 +1953,7 @@
             <w:pPr>
               <w:spacing w:after="0" w:line="240"/>
             </w:pPr>
-            <w:hyperlink w:history="1" r:id="rIdjpxlkdqxku9wqqlnefbjv">
+            <w:hyperlink w:history="1" r:id="rIdwvh6xiz-stpubtkcbmyuk">
               <w:r>
                 <w:rPr>
                   <w:color w:val="8E1B2C"/>
@@ -1992,7 +1992,7 @@
                 <w:sz w:val="17"/>
                 <w:szCs w:val="17"/>
               </w:rPr>
-              <w:t xml:space="preserve">—</w:t>
+              <w:t xml:space="preserve">None</w:t>
             </w:r>
           </w:p>
         </w:tc>
@@ -2021,7 +2021,7 @@
             <w:pPr>
               <w:spacing w:after="0" w:line="240"/>
             </w:pPr>
-            <w:hyperlink w:history="1" r:id="rId2ozo986tf9sjv2-le53ez">
+            <w:hyperlink w:history="1" r:id="rIdbswknuchawpah_hxtjp-k">
               <w:r>
                 <w:rPr>
                   <w:b/>
@@ -2129,7 +2129,7 @@
             <w:pPr>
               <w:spacing w:after="0" w:line="240"/>
             </w:pPr>
-            <w:hyperlink w:history="1" r:id="rId4z7hfjkwxgyhoevxuyyy3">
+            <w:hyperlink w:history="1" r:id="rId4ixczdvq8xbars9n-v2v_">
               <w:r>
                 <w:rPr>
                   <w:color w:val="8E1B2C"/>
@@ -2168,7 +2168,7 @@
                 <w:sz w:val="17"/>
                 <w:szCs w:val="17"/>
               </w:rPr>
-              <w:t xml:space="preserve">—</w:t>
+              <w:t xml:space="preserve">None</w:t>
             </w:r>
           </w:p>
         </w:tc>
@@ -2197,7 +2197,7 @@
             <w:pPr>
               <w:spacing w:after="0" w:line="240"/>
             </w:pPr>
-            <w:hyperlink w:history="1" r:id="rIdaorjjac_c3smbrgsjqipx">
+            <w:hyperlink w:history="1" r:id="rIdsl00buun_fnznkj7mw90k">
               <w:r>
                 <w:rPr>
                   <w:b/>
@@ -2305,7 +2305,7 @@
             <w:pPr>
               <w:spacing w:after="0" w:line="240"/>
             </w:pPr>
-            <w:hyperlink w:history="1" r:id="rIdczzniw1krrjo4ijk3cd-2">
+            <w:hyperlink w:history="1" r:id="rIdgtik95b1bnlummyfdjyi0">
               <w:r>
                 <w:rPr>
                   <w:color w:val="8E1B2C"/>
@@ -2373,7 +2373,7 @@
             <w:pPr>
               <w:spacing w:after="0" w:line="240"/>
             </w:pPr>
-            <w:hyperlink w:history="1" r:id="rIdrno9ehzvzmbjoqxps2cmc">
+            <w:hyperlink w:history="1" r:id="rIdi2silctpezao-wav2ptcz">
               <w:r>
                 <w:rPr>
                   <w:b/>
@@ -2481,7 +2481,7 @@
             <w:pPr>
               <w:spacing w:after="0" w:line="240"/>
             </w:pPr>
-            <w:hyperlink w:history="1" r:id="rIdvwbkykph5eynmilrjirwb">
+            <w:hyperlink w:history="1" r:id="rIduy-2fvbpycjyqcvwevebj">
               <w:r>
                 <w:rPr>
                   <w:color w:val="8E1B2C"/>
@@ -2549,7 +2549,7 @@
             <w:pPr>
               <w:spacing w:after="0" w:line="240"/>
             </w:pPr>
-            <w:hyperlink w:history="1" r:id="rIdku-waeie6aw_nxa61zzik">
+            <w:hyperlink w:history="1" r:id="rIdczp-ecz2-y8zv4x8ypqo3">
               <w:r>
                 <w:rPr>
                   <w:b/>
@@ -2657,7 +2657,7 @@
             <w:pPr>
               <w:spacing w:after="0" w:line="240"/>
             </w:pPr>
-            <w:hyperlink w:history="1" r:id="rId8xcz0cf3axbidr5mcybli">
+            <w:hyperlink w:history="1" r:id="rId2gddb28xkey9ewguujaie">
               <w:r>
                 <w:rPr>
                   <w:color w:val="8E1B2C"/>
@@ -2725,7 +2725,7 @@
             <w:pPr>
               <w:spacing w:after="0" w:line="240"/>
             </w:pPr>
-            <w:hyperlink w:history="1" r:id="rIdhxx425ufurqbm-snljro2">
+            <w:hyperlink w:history="1" r:id="rIds0gzr8fvhi_jbgwsybonb">
               <w:r>
                 <w:rPr>
                   <w:b/>
@@ -2833,7 +2833,7 @@
             <w:pPr>
               <w:spacing w:after="0" w:line="240"/>
             </w:pPr>
-            <w:hyperlink w:history="1" r:id="rIda1-apbwigjmbso6xtoowi">
+            <w:hyperlink w:history="1" r:id="rIdv8e1bpa4hd-nni5whrcmr">
               <w:r>
                 <w:rPr>
                   <w:color w:val="8E1B2C"/>
@@ -2901,7 +2901,7 @@
             <w:pPr>
               <w:spacing w:after="0" w:line="240"/>
             </w:pPr>
-            <w:hyperlink w:history="1" r:id="rIdg8v9rbrae8d8upobd44as">
+            <w:hyperlink w:history="1" r:id="rId9t4jclbffglxiualvsaia">
               <w:r>
                 <w:rPr>
                   <w:b/>
@@ -3009,7 +3009,7 @@
             <w:pPr>
               <w:spacing w:after="0" w:line="240"/>
             </w:pPr>
-            <w:hyperlink w:history="1" r:id="rIdkamde0pikfvyrnuqcv9yc">
+            <w:hyperlink w:history="1" r:id="rIdsy26_atrkxqj8y-ijv220">
               <w:r>
                 <w:rPr>
                   <w:color w:val="8E1B2C"/>
@@ -3077,7 +3077,7 @@
             <w:pPr>
               <w:spacing w:after="0" w:line="240"/>
             </w:pPr>
-            <w:hyperlink w:history="1" r:id="rIdsx7exucdelkrwa9hqgdbe">
+            <w:hyperlink w:history="1" r:id="rIdmxn1kic0g7tgq3qwkdxss">
               <w:r>
                 <w:rPr>
                   <w:b/>
@@ -3185,7 +3185,7 @@
             <w:pPr>
               <w:spacing w:after="0" w:line="240"/>
             </w:pPr>
-            <w:hyperlink w:history="1" r:id="rId3zvr3byx0syuh_not0sz9">
+            <w:hyperlink w:history="1" r:id="rIdbvy8eshvpprrtb8n1vzet">
               <w:r>
                 <w:rPr>
                   <w:color w:val="8E1B2C"/>
@@ -3253,7 +3253,7 @@
             <w:pPr>
               <w:spacing w:after="0" w:line="240"/>
             </w:pPr>
-            <w:hyperlink w:history="1" r:id="rIdmwlhw6slxskq-kq9pjgx_">
+            <w:hyperlink w:history="1" r:id="rIdyl6ddmutjjeiof-0oi3st">
               <w:r>
                 <w:rPr>
                   <w:b/>
@@ -3361,7 +3361,7 @@
             <w:pPr>
               <w:spacing w:after="0" w:line="240"/>
             </w:pPr>
-            <w:hyperlink w:history="1" r:id="rIdmosbvu6hducgzfrbfoms0">
+            <w:hyperlink w:history="1" r:id="rIdygfcuyctbixogvfgizxwn">
               <w:r>
                 <w:rPr>
                   <w:color w:val="8E1B2C"/>
@@ -3688,7 +3688,7 @@
             <w:pPr>
               <w:spacing w:after="0" w:line="240"/>
             </w:pPr>
-            <w:hyperlink w:history="1" r:id="rId6zabg_nbcv98bzvswgixu">
+            <w:hyperlink w:history="1" r:id="rIdqsetbxbrue0h6qxiidqvz">
               <w:r>
                 <w:rPr>
                   <w:b/>
@@ -3706,7 +3706,7 @@
             <w:pPr>
               <w:spacing w:after="0" w:line="240"/>
             </w:pPr>
-            <w:hyperlink w:history="1" r:id="rIdsxx-5pjc_pomynzlp3itk">
+            <w:hyperlink w:history="1" r:id="rIdgauy6qkg0qlcwaxpvrhix">
               <w:r>
                 <w:rPr>
                   <w:b/>
@@ -3724,7 +3724,7 @@
             <w:pPr>
               <w:spacing w:after="0" w:line="240"/>
             </w:pPr>
-            <w:hyperlink w:history="1" r:id="rIddcywqdexbbiqhkwqryii4">
+            <w:hyperlink w:history="1" r:id="rId5hml88pzntaksictg-ex6">
               <w:r>
                 <w:rPr>
                   <w:b/>
@@ -3776,7 +3776,7 @@
                 <w:sz w:val="17"/>
                 <w:szCs w:val="17"/>
               </w:rPr>
-              <w:t xml:space="preserve">“SYDNEY, Australia — 16 September 2026 — Today, Redbelly Network announced the appointment of Christian Westerlind Wigstrom as Chief Executive Officer to start November 2026.”</w:t>
+              <w:t xml:space="preserve">“16 September 2026 … Today, Redbelly Network announced the appointment of Christian Westerlind Wigstrom as Chief Executive Officer to start November 2026.”</w:t>
             </w:r>
           </w:p>
           <w:p>
@@ -3913,7 +3913,7 @@
             <w:pPr>
               <w:spacing w:after="0" w:line="240"/>
             </w:pPr>
-            <w:hyperlink w:history="1" r:id="rIdfpkfwq--nkhheklf5unqh">
+            <w:hyperlink w:history="1" r:id="rIdnnsev3oqk9gesihdkhk8v">
               <w:r>
                 <w:rPr>
                   <w:b/>
@@ -4054,7 +4054,7 @@
             <w:pPr>
               <w:spacing w:after="0" w:line="240"/>
             </w:pPr>
-            <w:hyperlink w:history="1" r:id="rIdsils0xlkd-nz52rnd53r6">
+            <w:hyperlink w:history="1" r:id="rIdr1jqe7qg7brjgm5qbhcdr">
               <w:r>
                 <w:rPr>
                   <w:b/>
@@ -4072,7 +4072,7 @@
             <w:pPr>
               <w:spacing w:after="0" w:line="240"/>
             </w:pPr>
-            <w:hyperlink w:history="1" r:id="rIdohp-fl9tdndzrce1m0mno">
+            <w:hyperlink w:history="1" r:id="rIdzqk1fxarxk4xqe50imvzc">
               <w:r>
                 <w:rPr>
                   <w:b/>
@@ -4090,7 +4090,7 @@
             <w:pPr>
               <w:spacing w:after="0" w:line="240"/>
             </w:pPr>
-            <w:hyperlink w:history="1" r:id="rIduyokfkee8eun-cwlgrysy">
+            <w:hyperlink w:history="1" r:id="rId6kh6jfbiguamast8layad">
               <w:r>
                 <w:rPr>
                   <w:b/>
@@ -4279,7 +4279,7 @@
             <w:pPr>
               <w:spacing w:after="0" w:line="240"/>
             </w:pPr>
-            <w:hyperlink w:history="1" r:id="rIdpgouwdw6_1kvn6ophb1br">
+            <w:hyperlink w:history="1" r:id="rIdkvbtlgqnbrxniu9psejfe">
               <w:r>
                 <w:rPr>
                   <w:b/>
@@ -4297,7 +4297,7 @@
             <w:pPr>
               <w:spacing w:after="0" w:line="240"/>
             </w:pPr>
-            <w:hyperlink w:history="1" r:id="rIdq99qersh1zzwzppeyrprf">
+            <w:hyperlink w:history="1" r:id="rIdr0gcc24aepiobsrjaxp2q">
               <w:r>
                 <w:rPr>
                   <w:b/>
@@ -4462,7 +4462,7 @@
             <w:pPr>
               <w:spacing w:after="0" w:line="240"/>
             </w:pPr>
-            <w:hyperlink w:history="1" r:id="rIdo6iojngyw6lb53sko62qs">
+            <w:hyperlink w:history="1" r:id="rIdy6266u47gn_afkv2zqcea">
               <w:r>
                 <w:rPr>
                   <w:b/>
@@ -4603,7 +4603,7 @@
             <w:pPr>
               <w:spacing w:after="0" w:line="240"/>
             </w:pPr>
-            <w:hyperlink w:history="1" r:id="rId7ini96abaihqg8tnlbfa5">
+            <w:hyperlink w:history="1" r:id="rIdwdjyzq4mn1it4to5rly8d">
               <w:r>
                 <w:rPr>
                   <w:b/>
@@ -4744,7 +4744,7 @@
             <w:pPr>
               <w:spacing w:after="0" w:line="240"/>
             </w:pPr>
-            <w:hyperlink w:history="1" r:id="rIddj5oxvoffghty21_0066r">
+            <w:hyperlink w:history="1" r:id="rIdvp4tb6zb2vhg1hccgncqa">
               <w:r>
                 <w:rPr>
                   <w:b/>
@@ -4885,7 +4885,7 @@
             <w:pPr>
               <w:spacing w:after="0" w:line="240"/>
             </w:pPr>
-            <w:hyperlink w:history="1" r:id="rId2ltphsngaai4f9dtxubw8">
+            <w:hyperlink w:history="1" r:id="rId1yaaeyrmr8sje-exp3pma">
               <w:r>
                 <w:rPr>
                   <w:b/>
@@ -4903,7 +4903,7 @@
             <w:pPr>
               <w:spacing w:after="0" w:line="240"/>
             </w:pPr>
-            <w:hyperlink w:history="1" r:id="rId5w6u39aomwbznulso8wle">
+            <w:hyperlink w:history="1" r:id="rIdnn7vrtos5t69yg4vh56uo">
               <w:r>
                 <w:rPr>
                   <w:b/>
@@ -5068,7 +5068,7 @@
             <w:pPr>
               <w:spacing w:after="0" w:line="240"/>
             </w:pPr>
-            <w:hyperlink w:history="1" r:id="rIdsmyt0bhps8tlqfgymvdhj">
+            <w:hyperlink w:history="1" r:id="rIdwgnng6jixha3_-o6fr-vs">
               <w:r>
                 <w:rPr>
                   <w:b/>
@@ -5209,7 +5209,7 @@
             <w:pPr>
               <w:spacing w:after="0" w:line="240"/>
             </w:pPr>
-            <w:hyperlink w:history="1" r:id="rIdq-isv9tlugf0mw0ql5mok">
+            <w:hyperlink w:history="1" r:id="rIdlrbypnbjarcwchhlznxl3">
               <w:r>
                 <w:rPr>
                   <w:b/>
@@ -5350,7 +5350,7 @@
             <w:pPr>
               <w:spacing w:after="0" w:line="240"/>
             </w:pPr>
-            <w:hyperlink w:history="1" r:id="rIdzu5tlr4dmcmq6k-uptr4z">
+            <w:hyperlink w:history="1" r:id="rIdp0d4ctmk5kh9hmzngxkcw">
               <w:r>
                 <w:rPr>
                   <w:b/>
@@ -5491,7 +5491,7 @@
             <w:pPr>
               <w:spacing w:after="0" w:line="240"/>
             </w:pPr>
-            <w:hyperlink w:history="1" r:id="rIdly1irmf5sbgnaykzknlak">
+            <w:hyperlink w:history="1" r:id="rIdnqqeemvijjgbygxweoimo">
               <w:r>
                 <w:rPr>
                   <w:b/>
@@ -5632,7 +5632,7 @@
             <w:pPr>
               <w:spacing w:after="0" w:line="240"/>
             </w:pPr>
-            <w:hyperlink w:history="1" r:id="rIdrkynxe1ubccnfm3mc3kvu">
+            <w:hyperlink w:history="1" r:id="rIdrzs4nuc6sk8rjvcaxuzj3">
               <w:r>
                 <w:rPr>
                   <w:b/>
@@ -5773,7 +5773,7 @@
             <w:pPr>
               <w:spacing w:after="0" w:line="240"/>
             </w:pPr>
-            <w:hyperlink w:history="1" r:id="rId6omifqhmyqiy0icdymq6i">
+            <w:hyperlink w:history="1" r:id="rIdtkrbayanetnbten1rairv">
               <w:r>
                 <w:rPr>
                   <w:b/>
@@ -5953,7 +5953,7 @@
             <w:pPr>
               <w:spacing w:after="0" w:line="240"/>
             </w:pPr>
-            <w:hyperlink w:history="1" r:id="rId0n-at2qg9sc1qfoyqfzqw">
+            <w:hyperlink w:history="1" r:id="rIdrmjzpjqolbxvwjsgakmwu">
               <w:r>
                 <w:rPr>
                   <w:b/>
@@ -6094,7 +6094,7 @@
             <w:pPr>
               <w:spacing w:after="0" w:line="240"/>
             </w:pPr>
-            <w:hyperlink w:history="1" r:id="rIdit5zswm8yuhuzvk1otlpa">
+            <w:hyperlink w:history="1" r:id="rIdwysd-_fdkx8nbhwuywrqq">
               <w:r>
                 <w:rPr>
                   <w:b/>
@@ -6235,7 +6235,7 @@
             <w:pPr>
               <w:spacing w:after="0" w:line="240"/>
             </w:pPr>
-            <w:hyperlink w:history="1" r:id="rIdwcpsq6rjkltpgo4vxjiug">
+            <w:hyperlink w:history="1" r:id="rIdx74kc6qu4n6tambnknfo8">
               <w:r>
                 <w:rPr>
                   <w:b/>
@@ -6376,7 +6376,7 @@
             <w:pPr>
               <w:spacing w:after="0" w:line="240"/>
             </w:pPr>
-            <w:hyperlink w:history="1" r:id="rIdexzkcdqovw9gufjodxswc">
+            <w:hyperlink w:history="1" r:id="rIdfmmafmwgmgqctpi0widx5">
               <w:r>
                 <w:rPr>
                   <w:b/>
@@ -6517,7 +6517,7 @@
             <w:pPr>
               <w:spacing w:after="0" w:line="240"/>
             </w:pPr>
-            <w:hyperlink w:history="1" r:id="rIdj6mjkrhmucgorbcpf9_kj">
+            <w:hyperlink w:history="1" r:id="rIdfxrywzcalp19mdurpoxr8">
               <w:r>
                 <w:rPr>
                   <w:b/>
@@ -6658,7 +6658,7 @@
             <w:pPr>
               <w:spacing w:after="0" w:line="240"/>
             </w:pPr>
-            <w:hyperlink w:history="1" r:id="rIdyggg5rcmgbwjd8jec3b_7">
+            <w:hyperlink w:history="1" r:id="rIdhgknaw93wsnl-c0alu6p8">
               <w:r>
                 <w:rPr>
                   <w:b/>
@@ -6710,7 +6710,7 @@
                 <w:sz w:val="17"/>
                 <w:szCs w:val="17"/>
               </w:rPr>
-              <w:t xml:space="preserve">“Monoova has developed ‘Automatcher’ – a solution which issues large numbers of unique, repeat-use PayIDs … It removes lengthy and error-prone manual references previously required for reconciliation”</w:t>
+              <w:t xml:space="preserve">“Monoova has developed ‘Automatcher’ … a solution which issues large numbers of unique, repeat-use PayIDs … It removes lengthy and error-prone manual references previously required for reconciliation”</w:t>
             </w:r>
           </w:p>
         </w:tc>
@@ -6799,7 +6799,7 @@
             <w:pPr>
               <w:spacing w:after="0" w:line="240"/>
             </w:pPr>
-            <w:hyperlink w:history="1" r:id="rIdv8kjvh3kczk1xwjdhgzby">
+            <w:hyperlink w:history="1" r:id="rIdpmxqct24bet6rqdkz19ml">
               <w:r>
                 <w:rPr>
                   <w:b/>
@@ -6817,7 +6817,7 @@
             <w:pPr>
               <w:spacing w:after="0" w:line="240"/>
             </w:pPr>
-            <w:hyperlink w:history="1" r:id="rIdfoxcephprdt6rdw1rnu0a">
+            <w:hyperlink w:history="1" r:id="rIdghpdetxrskjzyjkv74ydt">
               <w:r>
                 <w:rPr>
                   <w:b/>
@@ -6982,7 +6982,7 @@
             <w:pPr>
               <w:spacing w:after="0" w:line="240"/>
             </w:pPr>
-            <w:hyperlink w:history="1" r:id="rIddlvfkvycg-iwklkfnkeys">
+            <w:hyperlink w:history="1" r:id="rIdhytu3lqrazdrdxqjrkskl">
               <w:r>
                 <w:rPr>
                   <w:b/>
@@ -7123,7 +7123,7 @@
             <w:pPr>
               <w:spacing w:after="0" w:line="240"/>
             </w:pPr>
-            <w:hyperlink w:history="1" r:id="rIdwpkvfc1sagyf-hhfwgcd2">
+            <w:hyperlink w:history="1" r:id="rId58im8fmo9hkykxm8g4cps">
               <w:r>
                 <w:rPr>
                   <w:b/>
@@ -7141,7 +7141,7 @@
             <w:pPr>
               <w:spacing w:after="0" w:line="240"/>
             </w:pPr>
-            <w:hyperlink w:history="1" r:id="rIdmfxg2lgentzsdtyek6sut">
+            <w:hyperlink w:history="1" r:id="rIdapt_ladewwwc57f-soolm">
               <w:r>
                 <w:rPr>
                   <w:b/>
@@ -7306,7 +7306,7 @@
             <w:pPr>
               <w:spacing w:after="0" w:line="240"/>
             </w:pPr>
-            <w:hyperlink w:history="1" r:id="rIdeu2s8nmwn5wugnrinnmat">
+            <w:hyperlink w:history="1" r:id="rIdfqlktwe0v73mftulemlpb">
               <w:r>
                 <w:rPr>
                   <w:b/>
@@ -7447,7 +7447,7 @@
             <w:pPr>
               <w:spacing w:after="0" w:line="240"/>
             </w:pPr>
-            <w:hyperlink w:history="1" r:id="rIdun108b3fs-23rkr3zhkas">
+            <w:hyperlink w:history="1" r:id="rIdyqbg_hrok7x3ihsplixsh">
               <w:r>
                 <w:rPr>
                   <w:b/>
@@ -7465,7 +7465,7 @@
             <w:pPr>
               <w:spacing w:after="0" w:line="240"/>
             </w:pPr>
-            <w:hyperlink w:history="1" r:id="rIdccl08expgbrfu7aajs6yg">
+            <w:hyperlink w:history="1" r:id="rIdnm1dsed7sixwlp_adlvrd">
               <w:r>
                 <w:rPr>
                   <w:b/>
@@ -7483,7 +7483,7 @@
             <w:pPr>
               <w:spacing w:after="0" w:line="240"/>
             </w:pPr>
-            <w:hyperlink w:history="1" r:id="rIdkwb5xuadzmwmauaqxhyo5">
+            <w:hyperlink w:history="1" r:id="rId4eqxa-sym6jz-abhtqrr4">
               <w:r>
                 <w:rPr>
                   <w:b/>
@@ -7648,7 +7648,7 @@
                 <w:sz w:val="17"/>
                 <w:szCs w:val="17"/>
               </w:rPr>
-              <w:t xml:space="preserve">His public profile lists Oxford University for 2008–2012.</w:t>
+              <w:t xml:space="preserve">His public profile lists Oxford University for 2008 to 2012.</w:t>
             </w:r>
           </w:p>
         </w:tc>
@@ -7672,7 +7672,7 @@
             <w:pPr>
               <w:spacing w:after="0" w:line="240"/>
             </w:pPr>
-            <w:hyperlink w:history="1" r:id="rIdhs4rivwfxutywhehhyfah">
+            <w:hyperlink w:history="1" r:id="rIdgalmkvg4vn4mfhmmdiukk">
               <w:r>
                 <w:rPr>
                   <w:b/>
@@ -7813,7 +7813,7 @@
             <w:pPr>
               <w:spacing w:after="0" w:line="240"/>
             </w:pPr>
-            <w:hyperlink w:history="1" r:id="rId087t--lpeqs6avme-13vs">
+            <w:hyperlink w:history="1" r:id="rId_0cgqukcm6b0ayiz7cohv">
               <w:r>
                 <w:rPr>
                   <w:b/>
@@ -7954,7 +7954,7 @@
             <w:pPr>
               <w:spacing w:after="0" w:line="240"/>
             </w:pPr>
-            <w:hyperlink w:history="1" r:id="rId5255tydxdf0dfoogevsfr">
+            <w:hyperlink w:history="1" r:id="rId9wmwmrfny3so0vyf6fiak">
               <w:r>
                 <w:rPr>
                   <w:b/>
@@ -7972,7 +7972,7 @@
             <w:pPr>
               <w:spacing w:after="0" w:line="240"/>
             </w:pPr>
-            <w:hyperlink w:history="1" r:id="rIdafnudd1cgzslnyblpuzho">
+            <w:hyperlink w:history="1" r:id="rIdvkylh_vwxd5df21yn9b47">
               <w:r>
                 <w:rPr>
                   <w:b/>
@@ -8137,7 +8137,7 @@
             <w:pPr>
               <w:spacing w:after="0" w:line="240"/>
             </w:pPr>
-            <w:hyperlink w:history="1" r:id="rIdqeu7rsnrqlasma9pojpzf">
+            <w:hyperlink w:history="1" r:id="rId6mlpvft_1fvgci610r0lq">
               <w:r>
                 <w:rPr>
                   <w:b/>
@@ -8278,7 +8278,7 @@
             <w:pPr>
               <w:spacing w:after="0" w:line="240"/>
             </w:pPr>
-            <w:hyperlink w:history="1" r:id="rIdwbhmjbptnzxzimuknin6h">
+            <w:hyperlink w:history="1" r:id="rIdvxd3q8bqklic0epvjdgbn">
               <w:r>
                 <w:rPr>
                   <w:b/>
@@ -8419,7 +8419,7 @@
             <w:pPr>
               <w:spacing w:after="0" w:line="240"/>
             </w:pPr>
-            <w:hyperlink w:history="1" r:id="rIdjpdkr6-avvohrgtvg46h1">
+            <w:hyperlink w:history="1" r:id="rIdyrays_rjjosvbwhmfgyvx">
               <w:r>
                 <w:rPr>
                   <w:b/>
@@ -8560,7 +8560,7 @@
             <w:pPr>
               <w:spacing w:after="0" w:line="240"/>
             </w:pPr>
-            <w:hyperlink w:history="1" r:id="rId8pecro75ajzxkbwtztshb">
+            <w:hyperlink w:history="1" r:id="rId4w7po5rxw1km-5h4odduy">
               <w:r>
                 <w:rPr>
                   <w:b/>
@@ -8740,7 +8740,7 @@
             <w:pPr>
               <w:spacing w:after="0" w:line="240"/>
             </w:pPr>
-            <w:hyperlink w:history="1" r:id="rId40xpqy3jpq8lcbn2bdc1x">
+            <w:hyperlink w:history="1" r:id="rIdd6pxrxzr5blc0eeuglcik">
               <w:r>
                 <w:rPr>
                   <w:b/>
@@ -8881,7 +8881,7 @@
             <w:pPr>
               <w:spacing w:after="0" w:line="240"/>
             </w:pPr>
-            <w:hyperlink w:history="1" r:id="rIdx2_3nyq_1wrzvpeiaa1xi">
+            <w:hyperlink w:history="1" r:id="rIdslgssdspkwjqopki55wfh">
               <w:r>
                 <w:rPr>
                   <w:b/>
@@ -9022,7 +9022,7 @@
             <w:pPr>
               <w:spacing w:after="0" w:line="240"/>
             </w:pPr>
-            <w:hyperlink w:history="1" r:id="rIdv3tdlhi-psof5anqqyfjy">
+            <w:hyperlink w:history="1" r:id="rId3cyeoq3icnro6ruln12yd">
               <w:r>
                 <w:rPr>
                   <w:b/>
@@ -9163,7 +9163,7 @@
             <w:pPr>
               <w:spacing w:after="0" w:line="240"/>
             </w:pPr>
-            <w:hyperlink w:history="1" r:id="rId0an2f9rdokehn-2zyls1v">
+            <w:hyperlink w:history="1" r:id="rIdfvhztasyfunef6c6bj3cy">
               <w:r>
                 <w:rPr>
                   <w:b/>
@@ -9304,7 +9304,7 @@
             <w:pPr>
               <w:spacing w:after="0" w:line="240"/>
             </w:pPr>
-            <w:hyperlink w:history="1" r:id="rIdaaw3nypav4p3cozjna_re">
+            <w:hyperlink w:history="1" r:id="rId-ndzwmntggchszu6_ns71">
               <w:r>
                 <w:rPr>
                   <w:b/>
@@ -9445,7 +9445,7 @@
             <w:pPr>
               <w:spacing w:after="0" w:line="240"/>
             </w:pPr>
-            <w:hyperlink w:history="1" r:id="rId0tmmaasa8xgpzuqgwgk21">
+            <w:hyperlink w:history="1" r:id="rIdarm25eyi125jgq-yivoom">
               <w:r>
                 <w:rPr>
                   <w:b/>
@@ -9586,7 +9586,7 @@
             <w:pPr>
               <w:spacing w:after="0" w:line="240"/>
             </w:pPr>
-            <w:hyperlink w:history="1" r:id="rIdm41enp3hjt8rnq-r3_0kp">
+            <w:hyperlink w:history="1" r:id="rIdci2bmiunnodab9zcxp24j">
               <w:r>
                 <w:rPr>
                   <w:b/>
@@ -9604,7 +9604,7 @@
             <w:pPr>
               <w:spacing w:after="0" w:line="240"/>
             </w:pPr>
-            <w:hyperlink w:history="1" r:id="rIdebazr93uergnoo4fwgr64">
+            <w:hyperlink w:history="1" r:id="rId2thomcptbmh1vsjvjy6jz">
               <w:r>
                 <w:rPr>
                   <w:b/>
@@ -9769,7 +9769,7 @@
             <w:pPr>
               <w:spacing w:after="0" w:line="240"/>
             </w:pPr>
-            <w:hyperlink w:history="1" r:id="rIdupfmre_8chaojqmxanlld">
+            <w:hyperlink w:history="1" r:id="rIdoykjzbngha_0crg0ary9r">
               <w:r>
                 <w:rPr>
                   <w:b/>
@@ -9910,7 +9910,7 @@
             <w:pPr>
               <w:spacing w:after="0" w:line="240"/>
             </w:pPr>
-            <w:hyperlink w:history="1" r:id="rIdwuoqvsomxtredfrzvr5k4">
+            <w:hyperlink w:history="1" r:id="rIdvc50r--cao4q_v15ktna3">
               <w:r>
                 <w:rPr>
                   <w:b/>
@@ -10051,7 +10051,7 @@
             <w:pPr>
               <w:spacing w:after="0" w:line="240"/>
             </w:pPr>
-            <w:hyperlink w:history="1" r:id="rIddpw7l8gzexca1_ycndad6">
+            <w:hyperlink w:history="1" r:id="rIda2bja_vdq12laksu7dgcn">
               <w:r>
                 <w:rPr>
                   <w:b/>
@@ -10192,7 +10192,7 @@
             <w:pPr>
               <w:spacing w:after="0" w:line="240"/>
             </w:pPr>
-            <w:hyperlink w:history="1" r:id="rIdid-e7ufq-unv_obk3qurx">
+            <w:hyperlink w:history="1" r:id="rIdtc67ec0qoxvbiugmebepa">
               <w:r>
                 <w:rPr>
                   <w:b/>
@@ -10333,7 +10333,7 @@
             <w:pPr>
               <w:spacing w:after="0" w:line="240"/>
             </w:pPr>
-            <w:hyperlink w:history="1" r:id="rId7yo8jq0hfbtb1vahclhst">
+            <w:hyperlink w:history="1" r:id="rIdhhfin_42_klx47bbl49u_">
               <w:r>
                 <w:rPr>
                   <w:b/>
@@ -10474,7 +10474,7 @@
             <w:pPr>
               <w:spacing w:after="0" w:line="240"/>
             </w:pPr>
-            <w:hyperlink w:history="1" r:id="rIdywcm-00faqghhiairfnac">
+            <w:hyperlink w:history="1" r:id="rIdngimmt6jomro3881e9khz">
               <w:r>
                 <w:rPr>
                   <w:b/>
@@ -10615,7 +10615,7 @@
             <w:pPr>
               <w:spacing w:after="0" w:line="240"/>
             </w:pPr>
-            <w:hyperlink w:history="1" r:id="rIdlvtlhadbjjcsdni_mrxjt">
+            <w:hyperlink w:history="1" r:id="rId7218t8_ayjr29opr9em-_">
               <w:r>
                 <w:rPr>
                   <w:b/>
@@ -10633,7 +10633,7 @@
             <w:pPr>
               <w:spacing w:after="0" w:line="240"/>
             </w:pPr>
-            <w:hyperlink w:history="1" r:id="rIdzovepc282kycpyg2esw0q">
+            <w:hyperlink w:history="1" r:id="rIddiftp0icyfa_23pis8cjt">
               <w:r>
                 <w:rPr>
                   <w:b/>
@@ -10798,7 +10798,7 @@
             <w:pPr>
               <w:spacing w:after="0" w:line="240"/>
             </w:pPr>
-            <w:hyperlink w:history="1" r:id="rIdo9wo90rocn6bdnp5yw7xq">
+            <w:hyperlink w:history="1" r:id="rIdsqo7yrbvhn7dotsedn591">
               <w:r>
                 <w:rPr>
                   <w:b/>
@@ -10939,7 +10939,7 @@
             <w:pPr>
               <w:spacing w:after="0" w:line="240"/>
             </w:pPr>
-            <w:hyperlink w:history="1" r:id="rId-wvutegbktbfjovyaupqp">
+            <w:hyperlink w:history="1" r:id="rIdpz9eomtc1mkksp75pm0bj">
               <w:r>
                 <w:rPr>
                   <w:b/>
@@ -11080,7 +11080,7 @@
             <w:pPr>
               <w:spacing w:after="0" w:line="240"/>
             </w:pPr>
-            <w:hyperlink w:history="1" r:id="rIdgchagg97d2ziy2eojjrwv">
+            <w:hyperlink w:history="1" r:id="rIdfpa8ifyyt5xzrkuhtel4-">
               <w:r>
                 <w:rPr>
                   <w:b/>
@@ -11221,7 +11221,7 @@
             <w:pPr>
               <w:spacing w:after="0" w:line="240"/>
             </w:pPr>
-            <w:hyperlink w:history="1" r:id="rIdqao2qsoo7dbmqxsnokvoq">
+            <w:hyperlink w:history="1" r:id="rId1tj0c_ovwqc1ickmcdkp6">
               <w:r>
                 <w:rPr>
                   <w:b/>
@@ -11362,7 +11362,7 @@
             <w:pPr>
               <w:spacing w:after="0" w:line="240"/>
             </w:pPr>
-            <w:hyperlink w:history="1" r:id="rIdlnidvpdziogfv-akcrmb5">
+            <w:hyperlink w:history="1" r:id="rIdh-sqm0etfzj9i60-oywae">
               <w:r>
                 <w:rPr>
                   <w:b/>
@@ -11542,7 +11542,7 @@
             <w:pPr>
               <w:spacing w:after="0" w:line="240"/>
             </w:pPr>
-            <w:hyperlink w:history="1" r:id="rIdva_sm14zu8mqv2hs86n32">
+            <w:hyperlink w:history="1" r:id="rIddr6igkrnnwdnoumtx0bm1">
               <w:r>
                 <w:rPr>
                   <w:b/>
@@ -11683,7 +11683,7 @@
             <w:pPr>
               <w:spacing w:after="0" w:line="240"/>
             </w:pPr>
-            <w:hyperlink w:history="1" r:id="rIdyqperyqhhlu-ioldxpjrt">
+            <w:hyperlink w:history="1" r:id="rIdhpq7t-ddamjjjq8x_xvxw">
               <w:r>
                 <w:rPr>
                   <w:b/>
@@ -12025,7 +12025,7 @@
             <w:pPr>
               <w:spacing w:after="0" w:line="240"/>
             </w:pPr>
-            <w:hyperlink w:history="1" r:id="rIdf9eakoeqlyqend159k1wv">
+            <w:hyperlink w:history="1" r:id="rIdc5wojh6j4gpu_ebscz6df">
               <w:r>
                 <w:rPr>
                   <w:b/>
@@ -12174,7 +12174,7 @@
             <w:pPr>
               <w:spacing w:after="0" w:line="240"/>
             </w:pPr>
-            <w:hyperlink w:history="1" r:id="rIduxbjg0vjuuktigw5_mrn3">
+            <w:hyperlink w:history="1" r:id="rIdkqtk7y8zhgdi9oqcuxomr">
               <w:r>
                 <w:rPr>
                   <w:b/>
@@ -12371,7 +12371,7 @@
             <w:pPr>
               <w:spacing w:after="0" w:line="240"/>
             </w:pPr>
-            <w:hyperlink w:history="1" r:id="rIdjvmgkpvorsjf0nxtvyygv">
+            <w:hyperlink w:history="1" r:id="rIdbqogxemjk08pc85eo0e1t">
               <w:r>
                 <w:rPr>
                   <w:b/>
@@ -12508,7 +12508,7 @@
             <w:pPr>
               <w:spacing w:after="0" w:line="240"/>
             </w:pPr>
-            <w:hyperlink w:history="1" r:id="rIdpmedr_dyhyysiuwo0aygy">
+            <w:hyperlink w:history="1" r:id="rId-hvy9zxgqqzxowckpg1lo">
               <w:r>
                 <w:rPr>
                   <w:b/>
@@ -12645,7 +12645,7 @@
             <w:pPr>
               <w:spacing w:after="0" w:line="240"/>
             </w:pPr>
-            <w:hyperlink w:history="1" r:id="rId2vc2mklnexegwhxhvzz6c">
+            <w:hyperlink w:history="1" r:id="rIde3i0r0ckybju05fmzk--f">
               <w:r>
                 <w:rPr>
                   <w:b/>
@@ -12794,7 +12794,7 @@
             <w:pPr>
               <w:spacing w:after="0" w:line="240"/>
             </w:pPr>
-            <w:hyperlink w:history="1" r:id="rIdj53vwaxjznzpvkvumzgbp">
+            <w:hyperlink w:history="1" r:id="rIdv8k4assfvbx1hjkpoy7cx">
               <w:r>
                 <w:rPr>
                   <w:b/>
@@ -12931,7 +12931,7 @@
             <w:pPr>
               <w:spacing w:after="0" w:line="240"/>
             </w:pPr>
-            <w:hyperlink w:history="1" r:id="rIdgh17ks8zilwn-qj_wpv5s">
+            <w:hyperlink w:history="1" r:id="rIdnazct1smscsqko908ohoy">
               <w:r>
                 <w:rPr>
                   <w:b/>
@@ -13068,7 +13068,7 @@
             <w:pPr>
               <w:spacing w:after="0" w:line="240"/>
             </w:pPr>
-            <w:hyperlink w:history="1" r:id="rIdxykd4gi9cnnuin3mvohc7">
+            <w:hyperlink w:history="1" r:id="rId90hmareywkguh5i_dpnpl">
               <w:r>
                 <w:rPr>
                   <w:b/>
@@ -13094,7 +13094,7 @@
             <w:pPr>
               <w:spacing w:after="0" w:line="240"/>
             </w:pPr>
-            <w:hyperlink w:history="1" r:id="rIdqxooh3i2dfm2j8j662lqe">
+            <w:hyperlink w:history="1" r:id="rIdnhcbyjitx1uzdnkjc3xv2">
               <w:r>
                 <w:rPr>
                   <w:b/>

--- a/03-source-list/source-list.docx
+++ b/03-source-list/source-list.docx
@@ -414,7 +414,7 @@
             <w:pPr>
               <w:spacing w:after="0" w:line="240"/>
             </w:pPr>
-            <w:hyperlink w:history="1" r:id="rIdy_vyow0-y6rzd2pcpqfzn">
+            <w:hyperlink w:history="1" r:id="rIdkircge6a9omvt4mmgxggf">
               <w:r>
                 <w:rPr>
                   <w:rFonts w:ascii="JetBrains Mono" w:cs="JetBrains Mono" w:eastAsia="JetBrains Mono" w:hAnsi="JetBrains Mono"/>
@@ -523,7 +523,7 @@
             <w:pPr>
               <w:spacing w:after="0" w:line="240"/>
             </w:pPr>
-            <w:hyperlink w:history="1" r:id="rIddaq1jn5staklp8tx3ybsn">
+            <w:hyperlink w:history="1" r:id="rIdhgzkd0o53xdrh7tg18hnt">
               <w:r>
                 <w:rPr>
                   <w:rFonts w:ascii="JetBrains Mono" w:cs="JetBrains Mono" w:eastAsia="JetBrains Mono" w:hAnsi="JetBrains Mono"/>
@@ -592,7 +592,7 @@
             <w:pPr>
               <w:spacing w:after="0" w:line="240"/>
             </w:pPr>
-            <w:hyperlink w:history="1" r:id="rIdgrn6nqryavcli-hebnjfk">
+            <w:hyperlink w:history="1" r:id="rIdibaqyylnmd6uvwo1hc-8q">
               <w:r>
                 <w:rPr>
                   <w:rFonts w:ascii="JetBrains Mono" w:cs="JetBrains Mono" w:eastAsia="JetBrains Mono" w:hAnsi="JetBrains Mono"/>
@@ -701,7 +701,7 @@
             <w:pPr>
               <w:spacing w:after="0" w:line="240"/>
             </w:pPr>
-            <w:hyperlink w:history="1" r:id="rIdjm9ctmsl_ckm2qwohocrk">
+            <w:hyperlink w:history="1" r:id="rId1jl4e7aknb6irblyicofw">
               <w:r>
                 <w:rPr>
                   <w:rFonts w:ascii="JetBrains Mono" w:cs="JetBrains Mono" w:eastAsia="JetBrains Mono" w:hAnsi="JetBrains Mono"/>
@@ -770,7 +770,7 @@
             <w:pPr>
               <w:spacing w:after="0" w:line="240"/>
             </w:pPr>
-            <w:hyperlink w:history="1" r:id="rIdcdk5s8lacctxwrk0fhvfc">
+            <w:hyperlink w:history="1" r:id="rIdouayqvv-qufgoph56wfqb">
               <w:r>
                 <w:rPr>
                   <w:rFonts w:ascii="JetBrains Mono" w:cs="JetBrains Mono" w:eastAsia="JetBrains Mono" w:hAnsi="JetBrains Mono"/>
@@ -879,7 +879,7 @@
             <w:pPr>
               <w:spacing w:after="0" w:line="240"/>
             </w:pPr>
-            <w:hyperlink w:history="1" r:id="rIdlfekfpvesjuhri2hberkz">
+            <w:hyperlink w:history="1" r:id="rIdguxvdoer7xbnmi3t_ch8c">
               <w:r>
                 <w:rPr>
                   <w:rFonts w:ascii="JetBrains Mono" w:cs="JetBrains Mono" w:eastAsia="JetBrains Mono" w:hAnsi="JetBrains Mono"/>
@@ -948,7 +948,7 @@
             <w:pPr>
               <w:spacing w:after="0" w:line="240"/>
             </w:pPr>
-            <w:hyperlink w:history="1" r:id="rIdf6av7kxfoz_ffwfagj2ke">
+            <w:hyperlink w:history="1" r:id="rIddq__eqhgfp2r7qa7zzcvv">
               <w:r>
                 <w:rPr>
                   <w:rFonts w:ascii="JetBrains Mono" w:cs="JetBrains Mono" w:eastAsia="JetBrains Mono" w:hAnsi="JetBrains Mono"/>
@@ -1057,7 +1057,7 @@
             <w:pPr>
               <w:spacing w:after="0" w:line="240"/>
             </w:pPr>
-            <w:hyperlink w:history="1" r:id="rIdzpmrxybahq9ylq2pj43gp">
+            <w:hyperlink w:history="1" r:id="rIddvkpfm8agm6m1tay8ui0b">
               <w:r>
                 <w:rPr>
                   <w:rFonts w:ascii="JetBrains Mono" w:cs="JetBrains Mono" w:eastAsia="JetBrains Mono" w:hAnsi="JetBrains Mono"/>
@@ -1126,7 +1126,7 @@
             <w:pPr>
               <w:spacing w:after="0" w:line="240"/>
             </w:pPr>
-            <w:hyperlink w:history="1" r:id="rIdqvdxx9bqeulfikcondcju">
+            <w:hyperlink w:history="1" r:id="rIdhwc3xhzos-vtwpgu6bwbv">
               <w:r>
                 <w:rPr>
                   <w:rFonts w:ascii="JetBrains Mono" w:cs="JetBrains Mono" w:eastAsia="JetBrains Mono" w:hAnsi="JetBrains Mono"/>
@@ -1235,7 +1235,7 @@
             <w:pPr>
               <w:spacing w:after="0" w:line="240"/>
             </w:pPr>
-            <w:hyperlink w:history="1" r:id="rId3ds-2goq6z7wcqvmfxjvq">
+            <w:hyperlink w:history="1" r:id="rIdgoiqghzdot2ay8nk-3swn">
               <w:r>
                 <w:rPr>
                   <w:rFonts w:ascii="JetBrains Mono" w:cs="JetBrains Mono" w:eastAsia="JetBrains Mono" w:hAnsi="JetBrains Mono"/>
@@ -1275,7 +1275,7 @@
                 <w:sz w:val="15"/>
                 <w:szCs w:val="15"/>
               </w:rPr>
-              <w:t xml:space="preserve">Logged-out view (redirects to au.linkedin.com). Used only for the About line, the Education entry and his own posts listing board roles.</w:t>
+              <w:t xml:space="preserve">Read logged out (redirects to au.linkedin.com), then confirmed by hand in a logged-in browser on 29 October 2026; screenshots in section E. Used only for the About line, the Education entry and his own posts listing board roles.</w:t>
             </w:r>
           </w:p>
         </w:tc>
@@ -1304,7 +1304,7 @@
             <w:pPr>
               <w:spacing w:after="0" w:line="240"/>
             </w:pPr>
-            <w:hyperlink w:history="1" r:id="rIdss988zfnwtrgtk9yzvnxu">
+            <w:hyperlink w:history="1" r:id="rId_moepqskarfm9o1bvato6">
               <w:r>
                 <w:rPr>
                   <w:rFonts w:ascii="JetBrains Mono" w:cs="JetBrains Mono" w:eastAsia="JetBrains Mono" w:hAnsi="JetBrains Mono"/>
@@ -1413,7 +1413,7 @@
             <w:pPr>
               <w:spacing w:after="0" w:line="240"/>
             </w:pPr>
-            <w:hyperlink w:history="1" r:id="rIdzwil526ntc_iagpsycjzt">
+            <w:hyperlink w:history="1" r:id="rIdhdsv9chugnhsupnuu_qat">
               <w:r>
                 <w:rPr>
                   <w:rFonts w:ascii="JetBrains Mono" w:cs="JetBrains Mono" w:eastAsia="JetBrains Mono" w:hAnsi="JetBrains Mono"/>
@@ -1482,7 +1482,7 @@
             <w:pPr>
               <w:spacing w:after="0" w:line="240"/>
             </w:pPr>
-            <w:hyperlink w:history="1" r:id="rId1ojic1wra39w3xpcxayqr">
+            <w:hyperlink w:history="1" r:id="rIdkcil8fvzsxu2jgsxky5xt">
               <w:r>
                 <w:rPr>
                   <w:rFonts w:ascii="JetBrains Mono" w:cs="JetBrains Mono" w:eastAsia="JetBrains Mono" w:hAnsi="JetBrains Mono"/>
@@ -1591,7 +1591,7 @@
             <w:pPr>
               <w:spacing w:after="0" w:line="240"/>
             </w:pPr>
-            <w:hyperlink w:history="1" r:id="rId-gb6xk106o6csy8_9q2mn">
+            <w:hyperlink w:history="1" r:id="rIduwvv5q3dwxwlh-zklaetk">
               <w:r>
                 <w:rPr>
                   <w:rFonts w:ascii="JetBrains Mono" w:cs="JetBrains Mono" w:eastAsia="JetBrains Mono" w:hAnsi="JetBrains Mono"/>
@@ -1660,7 +1660,7 @@
             <w:pPr>
               <w:spacing w:after="0" w:line="240"/>
             </w:pPr>
-            <w:hyperlink w:history="1" r:id="rIdgo7qc_zguatfqlcvikedr">
+            <w:hyperlink w:history="1" r:id="rIdaudjeuxfhbtlixk0ai3ti">
               <w:r>
                 <w:rPr>
                   <w:rFonts w:ascii="JetBrains Mono" w:cs="JetBrains Mono" w:eastAsia="JetBrains Mono" w:hAnsi="JetBrains Mono"/>
@@ -1769,7 +1769,7 @@
             <w:pPr>
               <w:spacing w:after="0" w:line="240"/>
             </w:pPr>
-            <w:hyperlink w:history="1" r:id="rIdkqmybx7mhaij0ct7x3e2l">
+            <w:hyperlink w:history="1" r:id="rIdhmej_-pgeysg9u8slh3jr">
               <w:r>
                 <w:rPr>
                   <w:rFonts w:ascii="JetBrains Mono" w:cs="JetBrains Mono" w:eastAsia="JetBrains Mono" w:hAnsi="JetBrains Mono"/>
@@ -1838,7 +1838,7 @@
             <w:pPr>
               <w:spacing w:after="0" w:line="240"/>
             </w:pPr>
-            <w:hyperlink w:history="1" r:id="rIdtaleihqkj5gfvddj0xsky">
+            <w:hyperlink w:history="1" r:id="rIdglxqri-nvpbosvpedvq_c">
               <w:r>
                 <w:rPr>
                   <w:rFonts w:ascii="JetBrains Mono" w:cs="JetBrains Mono" w:eastAsia="JetBrains Mono" w:hAnsi="JetBrains Mono"/>
@@ -1947,7 +1947,7 @@
             <w:pPr>
               <w:spacing w:after="0" w:line="240"/>
             </w:pPr>
-            <w:hyperlink w:history="1" r:id="rIdh2kyeefs-iayblwewyaui">
+            <w:hyperlink w:history="1" r:id="rIdshdzilbj0lrzyciscrq81">
               <w:r>
                 <w:rPr>
                   <w:rFonts w:ascii="JetBrains Mono" w:cs="JetBrains Mono" w:eastAsia="JetBrains Mono" w:hAnsi="JetBrains Mono"/>
@@ -2016,7 +2016,7 @@
             <w:pPr>
               <w:spacing w:after="0" w:line="240"/>
             </w:pPr>
-            <w:hyperlink w:history="1" r:id="rIdgweq9trzku42grty9xtdb">
+            <w:hyperlink w:history="1" r:id="rIdezpegjnjh-ehb2yn-n_sh">
               <w:r>
                 <w:rPr>
                   <w:rFonts w:ascii="JetBrains Mono" w:cs="JetBrains Mono" w:eastAsia="JetBrains Mono" w:hAnsi="JetBrains Mono"/>
@@ -2125,7 +2125,7 @@
             <w:pPr>
               <w:spacing w:after="0" w:line="240"/>
             </w:pPr>
-            <w:hyperlink w:history="1" r:id="rIdagaiecrcfxz5kyra_2yk-">
+            <w:hyperlink w:history="1" r:id="rIdgry63spos_nbb1ibhlfkl">
               <w:r>
                 <w:rPr>
                   <w:rFonts w:ascii="JetBrains Mono" w:cs="JetBrains Mono" w:eastAsia="JetBrains Mono" w:hAnsi="JetBrains Mono"/>
@@ -2194,7 +2194,7 @@
             <w:pPr>
               <w:spacing w:after="0" w:line="240"/>
             </w:pPr>
-            <w:hyperlink w:history="1" r:id="rIdoll9akww6v9zpycsxc-nv">
+            <w:hyperlink w:history="1" r:id="rId8rilmt4zmb0ocpbljzbt5">
               <w:r>
                 <w:rPr>
                   <w:rFonts w:ascii="JetBrains Mono" w:cs="JetBrains Mono" w:eastAsia="JetBrains Mono" w:hAnsi="JetBrains Mono"/>
@@ -2303,7 +2303,7 @@
             <w:pPr>
               <w:spacing w:after="0" w:line="240"/>
             </w:pPr>
-            <w:hyperlink w:history="1" r:id="rIdyxil2yavvgoigzpnf9crs">
+            <w:hyperlink w:history="1" r:id="rIdksjv5yyrdimfc129bnus_">
               <w:r>
                 <w:rPr>
                   <w:rFonts w:ascii="JetBrains Mono" w:cs="JetBrains Mono" w:eastAsia="JetBrains Mono" w:hAnsi="JetBrains Mono"/>
@@ -2372,7 +2372,7 @@
             <w:pPr>
               <w:spacing w:after="0" w:line="240"/>
             </w:pPr>
-            <w:hyperlink w:history="1" r:id="rIdi6lj2ec0pia-htwk_rqme">
+            <w:hyperlink w:history="1" r:id="rIdi6c0ilvjb7dl1jcrxl2w4">
               <w:r>
                 <w:rPr>
                   <w:rFonts w:ascii="JetBrains Mono" w:cs="JetBrains Mono" w:eastAsia="JetBrains Mono" w:hAnsi="JetBrains Mono"/>
@@ -2481,7 +2481,7 @@
             <w:pPr>
               <w:spacing w:after="0" w:line="240"/>
             </w:pPr>
-            <w:hyperlink w:history="1" r:id="rIdmzbhv6eymqwjdxonqpiw1">
+            <w:hyperlink w:history="1" r:id="rIdmrlcey4gqq9kamlktbqr-">
               <w:r>
                 <w:rPr>
                   <w:rFonts w:ascii="JetBrains Mono" w:cs="JetBrains Mono" w:eastAsia="JetBrains Mono" w:hAnsi="JetBrains Mono"/>
@@ -2550,7 +2550,7 @@
             <w:pPr>
               <w:spacing w:after="0" w:line="240"/>
             </w:pPr>
-            <w:hyperlink w:history="1" r:id="rIdn_qadfb35jgiitis_0yd9">
+            <w:hyperlink w:history="1" r:id="rIdnr9izqcsnpkny3wvyuiqv">
               <w:r>
                 <w:rPr>
                   <w:rFonts w:ascii="JetBrains Mono" w:cs="JetBrains Mono" w:eastAsia="JetBrains Mono" w:hAnsi="JetBrains Mono"/>
@@ -2659,7 +2659,7 @@
             <w:pPr>
               <w:spacing w:after="0" w:line="240"/>
             </w:pPr>
-            <w:hyperlink w:history="1" r:id="rIdpmbxi42mm09x_mcgv_xoa">
+            <w:hyperlink w:history="1" r:id="rIdsd2p60yuciwhmwhxm4oxr">
               <w:r>
                 <w:rPr>
                   <w:rFonts w:ascii="JetBrains Mono" w:cs="JetBrains Mono" w:eastAsia="JetBrains Mono" w:hAnsi="JetBrains Mono"/>
@@ -2728,7 +2728,7 @@
             <w:pPr>
               <w:spacing w:after="0" w:line="240"/>
             </w:pPr>
-            <w:hyperlink w:history="1" r:id="rIdxlcd9cgdcunfv3nevyxqp">
+            <w:hyperlink w:history="1" r:id="rIdn2a4omrvjg9fu8eopn_fd">
               <w:r>
                 <w:rPr>
                   <w:rFonts w:ascii="JetBrains Mono" w:cs="JetBrains Mono" w:eastAsia="JetBrains Mono" w:hAnsi="JetBrains Mono"/>
@@ -2837,7 +2837,7 @@
             <w:pPr>
               <w:spacing w:after="0" w:line="240"/>
             </w:pPr>
-            <w:hyperlink w:history="1" r:id="rIdnun4gqxncpcrbah1yrl_u">
+            <w:hyperlink w:history="1" r:id="rIdysifimhwnouvwtbddb4ew">
               <w:r>
                 <w:rPr>
                   <w:rFonts w:ascii="JetBrains Mono" w:cs="JetBrains Mono" w:eastAsia="JetBrains Mono" w:hAnsi="JetBrains Mono"/>
@@ -2906,7 +2906,7 @@
             <w:pPr>
               <w:spacing w:after="0" w:line="240"/>
             </w:pPr>
-            <w:hyperlink w:history="1" r:id="rIdwnofwf33bnw9qsxno4hbg">
+            <w:hyperlink w:history="1" r:id="rIdgwmc2zy1jbbeg9mp1pew0">
               <w:r>
                 <w:rPr>
                   <w:rFonts w:ascii="JetBrains Mono" w:cs="JetBrains Mono" w:eastAsia="JetBrains Mono" w:hAnsi="JetBrains Mono"/>
@@ -3015,7 +3015,7 @@
             <w:pPr>
               <w:spacing w:after="0" w:line="240"/>
             </w:pPr>
-            <w:hyperlink w:history="1" r:id="rId_lj5zt_bmx_7ehy0imnqt">
+            <w:hyperlink w:history="1" r:id="rId4cr3kp__q0lafhfslh3qj">
               <w:r>
                 <w:rPr>
                   <w:rFonts w:ascii="JetBrains Mono" w:cs="JetBrains Mono" w:eastAsia="JetBrains Mono" w:hAnsi="JetBrains Mono"/>
@@ -3084,7 +3084,7 @@
             <w:pPr>
               <w:spacing w:after="0" w:line="240"/>
             </w:pPr>
-            <w:hyperlink w:history="1" r:id="rIdr3c8yugyzu2sue1cbyjcz">
+            <w:hyperlink w:history="1" r:id="rIdjvn0u_6df_wkfwd9q_-lb">
               <w:r>
                 <w:rPr>
                   <w:rFonts w:ascii="JetBrains Mono" w:cs="JetBrains Mono" w:eastAsia="JetBrains Mono" w:hAnsi="JetBrains Mono"/>
@@ -3193,7 +3193,7 @@
             <w:pPr>
               <w:spacing w:after="0" w:line="240"/>
             </w:pPr>
-            <w:hyperlink w:history="1" r:id="rIde7ucfdh_sfzotb6v8n564">
+            <w:hyperlink w:history="1" r:id="rIdd7lkozu9o_ouufntgeyv0">
               <w:r>
                 <w:rPr>
                   <w:rFonts w:ascii="JetBrains Mono" w:cs="JetBrains Mono" w:eastAsia="JetBrains Mono" w:hAnsi="JetBrains Mono"/>
@@ -3262,7 +3262,7 @@
             <w:pPr>
               <w:spacing w:after="0" w:line="240"/>
             </w:pPr>
-            <w:hyperlink w:history="1" r:id="rIdkmx75dwdqv4mpyjn_sbwz">
+            <w:hyperlink w:history="1" r:id="rIdrb0oaksvmy6fn_qinwxnp">
               <w:r>
                 <w:rPr>
                   <w:rFonts w:ascii="JetBrains Mono" w:cs="JetBrains Mono" w:eastAsia="JetBrains Mono" w:hAnsi="JetBrains Mono"/>
@@ -3371,7 +3371,7 @@
             <w:pPr>
               <w:spacing w:after="0" w:line="240"/>
             </w:pPr>
-            <w:hyperlink w:history="1" r:id="rId4v_35exhg1i9brv4ikvof">
+            <w:hyperlink w:history="1" r:id="rIdvdumo8hz1srv8dbizea9k">
               <w:r>
                 <w:rPr>
                   <w:rFonts w:ascii="JetBrains Mono" w:cs="JetBrains Mono" w:eastAsia="JetBrains Mono" w:hAnsi="JetBrains Mono"/>
@@ -3440,7 +3440,7 @@
             <w:pPr>
               <w:spacing w:after="0" w:line="240"/>
             </w:pPr>
-            <w:hyperlink w:history="1" r:id="rIdxhjpkc8qrzavm8d8msrzg">
+            <w:hyperlink w:history="1" r:id="rIdnvzpiygsiimq7lemcww36">
               <w:r>
                 <w:rPr>
                   <w:rFonts w:ascii="JetBrains Mono" w:cs="JetBrains Mono" w:eastAsia="JetBrains Mono" w:hAnsi="JetBrains Mono"/>
@@ -3549,7 +3549,7 @@
             <w:pPr>
               <w:spacing w:after="0" w:line="240"/>
             </w:pPr>
-            <w:hyperlink w:history="1" r:id="rIdr3e_v4opkx0dpi1mjwwsm">
+            <w:hyperlink w:history="1" r:id="rIdrgsdyjkb9wqc4utsawnw1">
               <w:r>
                 <w:rPr>
                   <w:rFonts w:ascii="JetBrains Mono" w:cs="JetBrains Mono" w:eastAsia="JetBrains Mono" w:hAnsi="JetBrains Mono"/>
@@ -3878,7 +3878,7 @@
             <w:pPr>
               <w:spacing w:after="0" w:line="240"/>
             </w:pPr>
-            <w:hyperlink w:history="1" r:id="rIdshfpalctsizl7sgnltmet">
+            <w:hyperlink w:history="1" r:id="rIdwqhu5wgd94qr9tfqxdot-">
               <w:r>
                 <w:rPr>
                   <w:rFonts w:ascii="JetBrains Mono" w:cs="JetBrains Mono" w:eastAsia="JetBrains Mono" w:hAnsi="JetBrains Mono"/>
@@ -3897,7 +3897,7 @@
             <w:pPr>
               <w:spacing w:after="0" w:line="240"/>
             </w:pPr>
-            <w:hyperlink w:history="1" r:id="rIdb63ytfhk33t3rbpzef1x9">
+            <w:hyperlink w:history="1" r:id="rIdob-zqojzoju0_t7cwlnje">
               <w:r>
                 <w:rPr>
                   <w:rFonts w:ascii="JetBrains Mono" w:cs="JetBrains Mono" w:eastAsia="JetBrains Mono" w:hAnsi="JetBrains Mono"/>
@@ -3916,7 +3916,7 @@
             <w:pPr>
               <w:spacing w:after="0" w:line="240"/>
             </w:pPr>
-            <w:hyperlink w:history="1" r:id="rIdjy18-r9y0dag9s9jzksih">
+            <w:hyperlink w:history="1" r:id="rIdulxrjxs1mhfznr6wvrqeg">
               <w:r>
                 <w:rPr>
                   <w:rFonts w:ascii="JetBrains Mono" w:cs="JetBrains Mono" w:eastAsia="JetBrains Mono" w:hAnsi="JetBrains Mono"/>
@@ -4107,7 +4107,7 @@
             <w:pPr>
               <w:spacing w:after="0" w:line="240"/>
             </w:pPr>
-            <w:hyperlink w:history="1" r:id="rIds9jn4jf2okfqd6jdts9qq">
+            <w:hyperlink w:history="1" r:id="rId5uafntfd99h9rbammqyjm">
               <w:r>
                 <w:rPr>
                   <w:rFonts w:ascii="JetBrains Mono" w:cs="JetBrains Mono" w:eastAsia="JetBrains Mono" w:hAnsi="JetBrains Mono"/>
@@ -4250,7 +4250,7 @@
             <w:pPr>
               <w:spacing w:after="0" w:line="240"/>
             </w:pPr>
-            <w:hyperlink w:history="1" r:id="rId-qdrlx2hnj0sciah1hon2">
+            <w:hyperlink w:history="1" r:id="rIdbjmpdcvoza4_zjkhoyn80">
               <w:r>
                 <w:rPr>
                   <w:rFonts w:ascii="JetBrains Mono" w:cs="JetBrains Mono" w:eastAsia="JetBrains Mono" w:hAnsi="JetBrains Mono"/>
@@ -4269,7 +4269,7 @@
             <w:pPr>
               <w:spacing w:after="0" w:line="240"/>
             </w:pPr>
-            <w:hyperlink w:history="1" r:id="rId2woamgufxuct2equ__qjv">
+            <w:hyperlink w:history="1" r:id="rIdytectj9fwxrw5jxwmaok8">
               <w:r>
                 <w:rPr>
                   <w:rFonts w:ascii="JetBrains Mono" w:cs="JetBrains Mono" w:eastAsia="JetBrains Mono" w:hAnsi="JetBrains Mono"/>
@@ -4288,7 +4288,7 @@
             <w:pPr>
               <w:spacing w:after="0" w:line="240"/>
             </w:pPr>
-            <w:hyperlink w:history="1" r:id="rId1ibx1watof0hwnpdf3peu">
+            <w:hyperlink w:history="1" r:id="rIdq7bjv3jeqc1nxhechp82p">
               <w:r>
                 <w:rPr>
                   <w:rFonts w:ascii="JetBrains Mono" w:cs="JetBrains Mono" w:eastAsia="JetBrains Mono" w:hAnsi="JetBrains Mono"/>
@@ -4389,7 +4389,7 @@
                 <w:sz w:val="15"/>
                 <w:szCs w:val="15"/>
               </w:rPr>
-              <w:t xml:space="preserve">“Co-Founder and CEO of Monoova until May 2026 (About section)”</w:t>
+              <w:t xml:space="preserve">“Co-Founder and CEO of Monoova until May 2026 (About section; screenshot E1)”</w:t>
             </w:r>
           </w:p>
         </w:tc>
@@ -4479,7 +4479,7 @@
             <w:pPr>
               <w:spacing w:after="0" w:line="240"/>
             </w:pPr>
-            <w:hyperlink w:history="1" r:id="rIdkgkok-3daluorkkd_bh5_">
+            <w:hyperlink w:history="1" r:id="rIdxbu5y1cewoqpwcytiqnbz">
               <w:r>
                 <w:rPr>
                   <w:rFonts w:ascii="JetBrains Mono" w:cs="JetBrains Mono" w:eastAsia="JetBrains Mono" w:hAnsi="JetBrains Mono"/>
@@ -4498,7 +4498,7 @@
             <w:pPr>
               <w:spacing w:after="0" w:line="240"/>
             </w:pPr>
-            <w:hyperlink w:history="1" r:id="rIdia9acjp5qpp-5vsjytp10">
+            <w:hyperlink w:history="1" r:id="rIdg9wh2p28ue6xsngglfqmk">
               <w:r>
                 <w:rPr>
                   <w:rFonts w:ascii="JetBrains Mono" w:cs="JetBrains Mono" w:eastAsia="JetBrains Mono" w:hAnsi="JetBrains Mono"/>
@@ -4665,7 +4665,7 @@
             <w:pPr>
               <w:spacing w:after="0" w:line="240"/>
             </w:pPr>
-            <w:hyperlink w:history="1" r:id="rIdohwt8pgm_c8gfvnf0p0rr">
+            <w:hyperlink w:history="1" r:id="rIdblrnbmvhs56ea4ezb5drn">
               <w:r>
                 <w:rPr>
                   <w:rFonts w:ascii="JetBrains Mono" w:cs="JetBrains Mono" w:eastAsia="JetBrains Mono" w:hAnsi="JetBrains Mono"/>
@@ -4808,7 +4808,7 @@
             <w:pPr>
               <w:spacing w:after="0" w:line="240"/>
             </w:pPr>
-            <w:hyperlink w:history="1" r:id="rIdbie6xcmnp4bavpav6pqs2">
+            <w:hyperlink w:history="1" r:id="rIdn0qf_deq51wffr-wbtwup">
               <w:r>
                 <w:rPr>
                   <w:rFonts w:ascii="JetBrains Mono" w:cs="JetBrains Mono" w:eastAsia="JetBrains Mono" w:hAnsi="JetBrains Mono"/>
@@ -4951,7 +4951,7 @@
             <w:pPr>
               <w:spacing w:after="0" w:line="240"/>
             </w:pPr>
-            <w:hyperlink w:history="1" r:id="rId2wkqujjf1qo_v6n3pwmrn">
+            <w:hyperlink w:history="1" r:id="rIdkoobqszysnriloz-6f-v7">
               <w:r>
                 <w:rPr>
                   <w:rFonts w:ascii="JetBrains Mono" w:cs="JetBrains Mono" w:eastAsia="JetBrains Mono" w:hAnsi="JetBrains Mono"/>
@@ -5094,7 +5094,7 @@
             <w:pPr>
               <w:spacing w:after="0" w:line="240"/>
             </w:pPr>
-            <w:hyperlink w:history="1" r:id="rIdk9sgtnrjoe3oaelktm2et">
+            <w:hyperlink w:history="1" r:id="rIdl8fh-r9_wzc7kmne8j_8n">
               <w:r>
                 <w:rPr>
                   <w:rFonts w:ascii="JetBrains Mono" w:cs="JetBrains Mono" w:eastAsia="JetBrains Mono" w:hAnsi="JetBrains Mono"/>
@@ -5113,7 +5113,7 @@
             <w:pPr>
               <w:spacing w:after="0" w:line="240"/>
             </w:pPr>
-            <w:hyperlink w:history="1" r:id="rId595atqxpiblv64q9crmhu">
+            <w:hyperlink w:history="1" r:id="rId8dzrgmbp2joovbmmrw-pq">
               <w:r>
                 <w:rPr>
                   <w:rFonts w:ascii="JetBrains Mono" w:cs="JetBrains Mono" w:eastAsia="JetBrains Mono" w:hAnsi="JetBrains Mono"/>
@@ -5280,7 +5280,7 @@
             <w:pPr>
               <w:spacing w:after="0" w:line="240"/>
             </w:pPr>
-            <w:hyperlink w:history="1" r:id="rIdtdtlolm58regzsujiucjg">
+            <w:hyperlink w:history="1" r:id="rIdmfltsbt5vnt3w98xf2pza">
               <w:r>
                 <w:rPr>
                   <w:rFonts w:ascii="JetBrains Mono" w:cs="JetBrains Mono" w:eastAsia="JetBrains Mono" w:hAnsi="JetBrains Mono"/>
@@ -5423,7 +5423,7 @@
             <w:pPr>
               <w:spacing w:after="0" w:line="240"/>
             </w:pPr>
-            <w:hyperlink w:history="1" r:id="rIdwhg6h6us-hncntgip0xsq">
+            <w:hyperlink w:history="1" r:id="rIduqsusafdvm70voqn2bip1">
               <w:r>
                 <w:rPr>
                   <w:rFonts w:ascii="JetBrains Mono" w:cs="JetBrains Mono" w:eastAsia="JetBrains Mono" w:hAnsi="JetBrains Mono"/>
@@ -5566,7 +5566,7 @@
             <w:pPr>
               <w:spacing w:after="0" w:line="240"/>
             </w:pPr>
-            <w:hyperlink w:history="1" r:id="rIdoxlcwhgxtiou9qo77tvlt">
+            <w:hyperlink w:history="1" r:id="rId8onkkw9kbfhmprnwicmbw">
               <w:r>
                 <w:rPr>
                   <w:rFonts w:ascii="JetBrains Mono" w:cs="JetBrains Mono" w:eastAsia="JetBrains Mono" w:hAnsi="JetBrains Mono"/>
@@ -5709,7 +5709,7 @@
             <w:pPr>
               <w:spacing w:after="0" w:line="240"/>
             </w:pPr>
-            <w:hyperlink w:history="1" r:id="rIdaodphwckuhjqjnn8by_xw">
+            <w:hyperlink w:history="1" r:id="rIdgt-chgx_vq47nizw6xs2g">
               <w:r>
                 <w:rPr>
                   <w:rFonts w:ascii="JetBrains Mono" w:cs="JetBrains Mono" w:eastAsia="JetBrains Mono" w:hAnsi="JetBrains Mono"/>
@@ -5852,7 +5852,7 @@
             <w:pPr>
               <w:spacing w:after="0" w:line="240"/>
             </w:pPr>
-            <w:hyperlink w:history="1" r:id="rIdmtmfnhxe-kkspjzy_pxxr">
+            <w:hyperlink w:history="1" r:id="rIdqg3mrwmwvrwwgo3pbongc">
               <w:r>
                 <w:rPr>
                   <w:rFonts w:ascii="JetBrains Mono" w:cs="JetBrains Mono" w:eastAsia="JetBrains Mono" w:hAnsi="JetBrains Mono"/>
@@ -5995,7 +5995,7 @@
             <w:pPr>
               <w:spacing w:after="0" w:line="240"/>
             </w:pPr>
-            <w:hyperlink w:history="1" r:id="rIdfq8iyfudziuaaafi0nk62">
+            <w:hyperlink w:history="1" r:id="rIdw5qwp4nir_jrtpgjse-c3">
               <w:r>
                 <w:rPr>
                   <w:rFonts w:ascii="JetBrains Mono" w:cs="JetBrains Mono" w:eastAsia="JetBrains Mono" w:hAnsi="JetBrains Mono"/>
@@ -6177,7 +6177,7 @@
             <w:pPr>
               <w:spacing w:after="0" w:line="240"/>
             </w:pPr>
-            <w:hyperlink w:history="1" r:id="rIdaalz8lel2vyohqk2qdbjo">
+            <w:hyperlink w:history="1" r:id="rIdxf0pm774eppdgfvnczf7r">
               <w:r>
                 <w:rPr>
                   <w:rFonts w:ascii="JetBrains Mono" w:cs="JetBrains Mono" w:eastAsia="JetBrains Mono" w:hAnsi="JetBrains Mono"/>
@@ -6320,7 +6320,7 @@
             <w:pPr>
               <w:spacing w:after="0" w:line="240"/>
             </w:pPr>
-            <w:hyperlink w:history="1" r:id="rIdpgm1h33yfsmteceqa2p8t">
+            <w:hyperlink w:history="1" r:id="rIdcyq5zneqqanywriwvccx7">
               <w:r>
                 <w:rPr>
                   <w:rFonts w:ascii="JetBrains Mono" w:cs="JetBrains Mono" w:eastAsia="JetBrains Mono" w:hAnsi="JetBrains Mono"/>
@@ -6463,7 +6463,7 @@
             <w:pPr>
               <w:spacing w:after="0" w:line="240"/>
             </w:pPr>
-            <w:hyperlink w:history="1" r:id="rIdlcy4zlfkn0h79agskemep">
+            <w:hyperlink w:history="1" r:id="rIdzcuyogerbbkwhddvylitc">
               <w:r>
                 <w:rPr>
                   <w:rFonts w:ascii="JetBrains Mono" w:cs="JetBrains Mono" w:eastAsia="JetBrains Mono" w:hAnsi="JetBrains Mono"/>
@@ -6606,7 +6606,7 @@
             <w:pPr>
               <w:spacing w:after="0" w:line="240"/>
             </w:pPr>
-            <w:hyperlink w:history="1" r:id="rId1hy65epeu6cj6bslhpnxg">
+            <w:hyperlink w:history="1" r:id="rIdujh096qnp86agc23cqpxr">
               <w:r>
                 <w:rPr>
                   <w:rFonts w:ascii="JetBrains Mono" w:cs="JetBrains Mono" w:eastAsia="JetBrains Mono" w:hAnsi="JetBrains Mono"/>
@@ -6749,7 +6749,7 @@
             <w:pPr>
               <w:spacing w:after="0" w:line="240"/>
             </w:pPr>
-            <w:hyperlink w:history="1" r:id="rIdlnuxa8j3q6wvohptxbiww">
+            <w:hyperlink w:history="1" r:id="rIdahd8lhbvspnzfnc5ezymx">
               <w:r>
                 <w:rPr>
                   <w:rFonts w:ascii="JetBrains Mono" w:cs="JetBrains Mono" w:eastAsia="JetBrains Mono" w:hAnsi="JetBrains Mono"/>
@@ -6892,7 +6892,7 @@
             <w:pPr>
               <w:spacing w:after="0" w:line="240"/>
             </w:pPr>
-            <w:hyperlink w:history="1" r:id="rId90r2rmwrkiyqfybisaryb">
+            <w:hyperlink w:history="1" r:id="rIdfzmt7blhhu2cp9scp78xi">
               <w:r>
                 <w:rPr>
                   <w:rFonts w:ascii="JetBrains Mono" w:cs="JetBrains Mono" w:eastAsia="JetBrains Mono" w:hAnsi="JetBrains Mono"/>
@@ -7035,7 +7035,7 @@
             <w:pPr>
               <w:spacing w:after="0" w:line="240"/>
             </w:pPr>
-            <w:hyperlink w:history="1" r:id="rIdieugk5sdpxavyiqeqi9zq">
+            <w:hyperlink w:history="1" r:id="rId-rwkzpug_yxq2a-a4-xqf">
               <w:r>
                 <w:rPr>
                   <w:rFonts w:ascii="JetBrains Mono" w:cs="JetBrains Mono" w:eastAsia="JetBrains Mono" w:hAnsi="JetBrains Mono"/>
@@ -7054,7 +7054,7 @@
             <w:pPr>
               <w:spacing w:after="0" w:line="240"/>
             </w:pPr>
-            <w:hyperlink w:history="1" r:id="rIdugrnrweo3q5cx-esmhqz5">
+            <w:hyperlink w:history="1" r:id="rIdsqfvmgw8q5im6o7__nnap">
               <w:r>
                 <w:rPr>
                   <w:rFonts w:ascii="JetBrains Mono" w:cs="JetBrains Mono" w:eastAsia="JetBrains Mono" w:hAnsi="JetBrains Mono"/>
@@ -7221,7 +7221,7 @@
             <w:pPr>
               <w:spacing w:after="0" w:line="240"/>
             </w:pPr>
-            <w:hyperlink w:history="1" r:id="rId_togyxvubopnzawneyegj">
+            <w:hyperlink w:history="1" r:id="rId0mbupxfh6hcmencscqegf">
               <w:r>
                 <w:rPr>
                   <w:rFonts w:ascii="JetBrains Mono" w:cs="JetBrains Mono" w:eastAsia="JetBrains Mono" w:hAnsi="JetBrains Mono"/>
@@ -7274,7 +7274,7 @@
                 <w:sz w:val="15"/>
                 <w:szCs w:val="15"/>
               </w:rPr>
-              <w:t xml:space="preserve">“serve as Director and Treasurer on the Board of FinTech Australia. (his own post)”</w:t>
+              <w:t xml:space="preserve">“I have had the honour to serve as Director and Treasurer on the Board of FinTech Australia (his own post; screenshot E3)”</w:t>
             </w:r>
           </w:p>
         </w:tc>
@@ -7364,7 +7364,7 @@
             <w:pPr>
               <w:spacing w:after="0" w:line="240"/>
             </w:pPr>
-            <w:hyperlink w:history="1" r:id="rIdmj2tfgw8_1n7t6azlqqhl">
+            <w:hyperlink w:history="1" r:id="rId6mwrnf6x7xqytcxadlruf">
               <w:r>
                 <w:rPr>
                   <w:rFonts w:ascii="JetBrains Mono" w:cs="JetBrains Mono" w:eastAsia="JetBrains Mono" w:hAnsi="JetBrains Mono"/>
@@ -7383,7 +7383,7 @@
             <w:pPr>
               <w:spacing w:after="0" w:line="240"/>
             </w:pPr>
-            <w:hyperlink w:history="1" r:id="rIdxdbrjlirmvz_opho0p4ly">
+            <w:hyperlink w:history="1" r:id="rIdsohz8sxgsgbj8saw-tav5">
               <w:r>
                 <w:rPr>
                   <w:rFonts w:ascii="JetBrains Mono" w:cs="JetBrains Mono" w:eastAsia="JetBrains Mono" w:hAnsi="JetBrains Mono"/>
@@ -7460,7 +7460,7 @@
                 <w:sz w:val="15"/>
                 <w:szCs w:val="15"/>
               </w:rPr>
-              <w:t xml:space="preserve">“Alternate Director on the Board of the Australian Payments Network (AusPayNet). (his own post)”</w:t>
+              <w:t xml:space="preserve">“Alternate Director on the Board of the Australian Payments Network (AusPayNet). (his own post; screenshot E3)”</w:t>
             </w:r>
           </w:p>
         </w:tc>
@@ -7550,7 +7550,7 @@
             <w:pPr>
               <w:spacing w:after="0" w:line="240"/>
             </w:pPr>
-            <w:hyperlink w:history="1" r:id="rIdvrj0okxj2uittoimvadvh">
+            <w:hyperlink w:history="1" r:id="rIdg00q5ysdcijoaikk_jlpf">
               <w:r>
                 <w:rPr>
                   <w:rFonts w:ascii="JetBrains Mono" w:cs="JetBrains Mono" w:eastAsia="JetBrains Mono" w:hAnsi="JetBrains Mono"/>
@@ -7693,7 +7693,7 @@
             <w:pPr>
               <w:spacing w:after="0" w:line="240"/>
             </w:pPr>
-            <w:hyperlink w:history="1" r:id="rIdpv7_m63twgmlcxuz5mqjs">
+            <w:hyperlink w:history="1" r:id="rIdp4_j3puqkq0s92r-lc0gx">
               <w:r>
                 <w:rPr>
                   <w:rFonts w:ascii="JetBrains Mono" w:cs="JetBrains Mono" w:eastAsia="JetBrains Mono" w:hAnsi="JetBrains Mono"/>
@@ -7712,7 +7712,7 @@
             <w:pPr>
               <w:spacing w:after="0" w:line="240"/>
             </w:pPr>
-            <w:hyperlink w:history="1" r:id="rId6csxnwjtzcid2latk0_sf">
+            <w:hyperlink w:history="1" r:id="rIdkqzlgwvdtzlxn4xkghnae">
               <w:r>
                 <w:rPr>
                   <w:rFonts w:ascii="JetBrains Mono" w:cs="JetBrains Mono" w:eastAsia="JetBrains Mono" w:hAnsi="JetBrains Mono"/>
@@ -7731,7 +7731,7 @@
             <w:pPr>
               <w:spacing w:after="0" w:line="240"/>
             </w:pPr>
-            <w:hyperlink w:history="1" r:id="rIdhvccrpvo7gls90lqzryut">
+            <w:hyperlink w:history="1" r:id="rIdf4qay24__cbii4ytuwtey">
               <w:r>
                 <w:rPr>
                   <w:rFonts w:ascii="JetBrains Mono" w:cs="JetBrains Mono" w:eastAsia="JetBrains Mono" w:hAnsi="JetBrains Mono"/>
@@ -7898,7 +7898,7 @@
                 <w:sz w:val="15"/>
                 <w:szCs w:val="15"/>
               </w:rPr>
-              <w:t xml:space="preserve">His public profile lists Oxford University for 2008 to 2012.</w:t>
+              <w:t xml:space="preserve">His public profile dates his Oxford doctorate (D.Phil.) 2008 to 2012.</w:t>
             </w:r>
           </w:p>
         </w:tc>
@@ -7922,7 +7922,7 @@
             <w:pPr>
               <w:spacing w:after="0" w:line="240"/>
             </w:pPr>
-            <w:hyperlink w:history="1" r:id="rId5ekhkl-pyuaysuzuvp9q8">
+            <w:hyperlink w:history="1" r:id="rId6nkznrwkz05auh_0mwvvo">
               <w:r>
                 <w:rPr>
                   <w:rFonts w:ascii="JetBrains Mono" w:cs="JetBrains Mono" w:eastAsia="JetBrains Mono" w:hAnsi="JetBrains Mono"/>
@@ -7975,7 +7975,7 @@
                 <w:sz w:val="15"/>
                 <w:szCs w:val="15"/>
               </w:rPr>
-              <w:t xml:space="preserve">“Education: Oxford University, 2008 - 2012”</w:t>
+              <w:t xml:space="preserve">“Education: University of Oxford, D.Phil. (PhD), International Relations, 2008 - 2012 (screenshot E2)”</w:t>
             </w:r>
           </w:p>
         </w:tc>
@@ -8065,7 +8065,7 @@
             <w:pPr>
               <w:spacing w:after="0" w:line="240"/>
             </w:pPr>
-            <w:hyperlink w:history="1" r:id="rIdg2t67nfyrgr7gbjg_4z6v">
+            <w:hyperlink w:history="1" r:id="rIdvaopgpmisg__j4943oucr">
               <w:r>
                 <w:rPr>
                   <w:rFonts w:ascii="JetBrains Mono" w:cs="JetBrains Mono" w:eastAsia="JetBrains Mono" w:hAnsi="JetBrains Mono"/>
@@ -8208,7 +8208,7 @@
             <w:pPr>
               <w:spacing w:after="0" w:line="240"/>
             </w:pPr>
-            <w:hyperlink w:history="1" r:id="rIdvsdzw0xjb7blakaxtbfsw">
+            <w:hyperlink w:history="1" r:id="rIdpevgpel82gl7ktnba7xci">
               <w:r>
                 <w:rPr>
                   <w:rFonts w:ascii="JetBrains Mono" w:cs="JetBrains Mono" w:eastAsia="JetBrains Mono" w:hAnsi="JetBrains Mono"/>
@@ -8227,7 +8227,7 @@
             <w:pPr>
               <w:spacing w:after="0" w:line="240"/>
             </w:pPr>
-            <w:hyperlink w:history="1" r:id="rIdeilo-esqjcw2qmxq8_qij">
+            <w:hyperlink w:history="1" r:id="rIdtyl4tptgxrdod6nnsiifd">
               <w:r>
                 <w:rPr>
                   <w:rFonts w:ascii="JetBrains Mono" w:cs="JetBrains Mono" w:eastAsia="JetBrains Mono" w:hAnsi="JetBrains Mono"/>
@@ -8394,7 +8394,7 @@
             <w:pPr>
               <w:spacing w:after="0" w:line="240"/>
             </w:pPr>
-            <w:hyperlink w:history="1" r:id="rIdih9u7vrmi9ilagxyzriow">
+            <w:hyperlink w:history="1" r:id="rId5_b7owvbdtebtg5dhm_jx">
               <w:r>
                 <w:rPr>
                   <w:rFonts w:ascii="JetBrains Mono" w:cs="JetBrains Mono" w:eastAsia="JetBrains Mono" w:hAnsi="JetBrains Mono"/>
@@ -8537,7 +8537,7 @@
             <w:pPr>
               <w:spacing w:after="0" w:line="240"/>
             </w:pPr>
-            <w:hyperlink w:history="1" r:id="rIdn9wugilkqxgl6prwe9dcx">
+            <w:hyperlink w:history="1" r:id="rIdzl7i63ft2ziyr-z6qq4qv">
               <w:r>
                 <w:rPr>
                   <w:rFonts w:ascii="JetBrains Mono" w:cs="JetBrains Mono" w:eastAsia="JetBrains Mono" w:hAnsi="JetBrains Mono"/>
@@ -8680,7 +8680,7 @@
             <w:pPr>
               <w:spacing w:after="0" w:line="240"/>
             </w:pPr>
-            <w:hyperlink w:history="1" r:id="rIdxow5n5kj9hr_emabhxmac">
+            <w:hyperlink w:history="1" r:id="rIdlqnspdkcysoyweqkldo87">
               <w:r>
                 <w:rPr>
                   <w:rFonts w:ascii="JetBrains Mono" w:cs="JetBrains Mono" w:eastAsia="JetBrains Mono" w:hAnsi="JetBrains Mono"/>
@@ -8823,7 +8823,7 @@
             <w:pPr>
               <w:spacing w:after="0" w:line="240"/>
             </w:pPr>
-            <w:hyperlink w:history="1" r:id="rId4gzb0mdya4jxxzmwzgbou">
+            <w:hyperlink w:history="1" r:id="rId05klezc6v4xtrnrmjpfnm">
               <w:r>
                 <w:rPr>
                   <w:rFonts w:ascii="JetBrains Mono" w:cs="JetBrains Mono" w:eastAsia="JetBrains Mono" w:hAnsi="JetBrains Mono"/>
@@ -9005,7 +9005,7 @@
             <w:pPr>
               <w:spacing w:after="0" w:line="240"/>
             </w:pPr>
-            <w:hyperlink w:history="1" r:id="rIdashkswi1nn2osihnjkmti">
+            <w:hyperlink w:history="1" r:id="rIdaaysdfww58ozdaug5gpw5">
               <w:r>
                 <w:rPr>
                   <w:rFonts w:ascii="JetBrains Mono" w:cs="JetBrains Mono" w:eastAsia="JetBrains Mono" w:hAnsi="JetBrains Mono"/>
@@ -9148,7 +9148,7 @@
             <w:pPr>
               <w:spacing w:after="0" w:line="240"/>
             </w:pPr>
-            <w:hyperlink w:history="1" r:id="rId7pxtixxg-wujib0h91_sw">
+            <w:hyperlink w:history="1" r:id="rIdv6s6inrgnlgd06ucyquyg">
               <w:r>
                 <w:rPr>
                   <w:rFonts w:ascii="JetBrains Mono" w:cs="JetBrains Mono" w:eastAsia="JetBrains Mono" w:hAnsi="JetBrains Mono"/>
@@ -9291,7 +9291,7 @@
             <w:pPr>
               <w:spacing w:after="0" w:line="240"/>
             </w:pPr>
-            <w:hyperlink w:history="1" r:id="rIdfge_jjeibnfyzyxdnol-j">
+            <w:hyperlink w:history="1" r:id="rIdfo8l8df80giuhw7r3lxwy">
               <w:r>
                 <w:rPr>
                   <w:rFonts w:ascii="JetBrains Mono" w:cs="JetBrains Mono" w:eastAsia="JetBrains Mono" w:hAnsi="JetBrains Mono"/>
@@ -9434,7 +9434,7 @@
             <w:pPr>
               <w:spacing w:after="0" w:line="240"/>
             </w:pPr>
-            <w:hyperlink w:history="1" r:id="rIdryeegljk_cra2aticqeat">
+            <w:hyperlink w:history="1" r:id="rIdhgidnhjmfhtxngscpkkdm">
               <w:r>
                 <w:rPr>
                   <w:rFonts w:ascii="JetBrains Mono" w:cs="JetBrains Mono" w:eastAsia="JetBrains Mono" w:hAnsi="JetBrains Mono"/>
@@ -9577,7 +9577,7 @@
             <w:pPr>
               <w:spacing w:after="0" w:line="240"/>
             </w:pPr>
-            <w:hyperlink w:history="1" r:id="rIdq-2ilyldaa3asz0iii_kj">
+            <w:hyperlink w:history="1" r:id="rIdkhcrqhtg6xblpfxkdrrya">
               <w:r>
                 <w:rPr>
                   <w:rFonts w:ascii="JetBrains Mono" w:cs="JetBrains Mono" w:eastAsia="JetBrains Mono" w:hAnsi="JetBrains Mono"/>
@@ -9720,7 +9720,7 @@
             <w:pPr>
               <w:spacing w:after="0" w:line="240"/>
             </w:pPr>
-            <w:hyperlink w:history="1" r:id="rIdrzwczlmrgdjmjchkiwx76">
+            <w:hyperlink w:history="1" r:id="rIdqn3zqk31sribpvowt1cxx">
               <w:r>
                 <w:rPr>
                   <w:rFonts w:ascii="JetBrains Mono" w:cs="JetBrains Mono" w:eastAsia="JetBrains Mono" w:hAnsi="JetBrains Mono"/>
@@ -9863,7 +9863,7 @@
             <w:pPr>
               <w:spacing w:after="0" w:line="240"/>
             </w:pPr>
-            <w:hyperlink w:history="1" r:id="rIdfk9ynpt_vtpbcngbtr7qj">
+            <w:hyperlink w:history="1" r:id="rIdj3wxdpyieizxocaet5wcr">
               <w:r>
                 <w:rPr>
                   <w:rFonts w:ascii="JetBrains Mono" w:cs="JetBrains Mono" w:eastAsia="JetBrains Mono" w:hAnsi="JetBrains Mono"/>
@@ -9882,7 +9882,7 @@
             <w:pPr>
               <w:spacing w:after="0" w:line="240"/>
             </w:pPr>
-            <w:hyperlink w:history="1" r:id="rIdro6kzzkgvbxtarqs9wcwa">
+            <w:hyperlink w:history="1" r:id="rId0nhe70v5uohippzq5ysqb">
               <w:r>
                 <w:rPr>
                   <w:rFonts w:ascii="JetBrains Mono" w:cs="JetBrains Mono" w:eastAsia="JetBrains Mono" w:hAnsi="JetBrains Mono"/>
@@ -10049,7 +10049,7 @@
             <w:pPr>
               <w:spacing w:after="0" w:line="240"/>
             </w:pPr>
-            <w:hyperlink w:history="1" r:id="rIdyjxsneh1d4wekajpszxoy">
+            <w:hyperlink w:history="1" r:id="rIduhw04egcc9btgksqy7ijr">
               <w:r>
                 <w:rPr>
                   <w:rFonts w:ascii="JetBrains Mono" w:cs="JetBrains Mono" w:eastAsia="JetBrains Mono" w:hAnsi="JetBrains Mono"/>
@@ -10192,7 +10192,7 @@
             <w:pPr>
               <w:spacing w:after="0" w:line="240"/>
             </w:pPr>
-            <w:hyperlink w:history="1" r:id="rIdmxypnntgdhxvfvw35_lhd">
+            <w:hyperlink w:history="1" r:id="rIdohol0tbapnw9te_ky8hgh">
               <w:r>
                 <w:rPr>
                   <w:rFonts w:ascii="JetBrains Mono" w:cs="JetBrains Mono" w:eastAsia="JetBrains Mono" w:hAnsi="JetBrains Mono"/>
@@ -10335,7 +10335,7 @@
             <w:pPr>
               <w:spacing w:after="0" w:line="240"/>
             </w:pPr>
-            <w:hyperlink w:history="1" r:id="rIdsdsazlnu_ybj7s1hefleh">
+            <w:hyperlink w:history="1" r:id="rIdbbapxxsto5btl-s28qk_e">
               <w:r>
                 <w:rPr>
                   <w:rFonts w:ascii="JetBrains Mono" w:cs="JetBrains Mono" w:eastAsia="JetBrains Mono" w:hAnsi="JetBrains Mono"/>
@@ -10478,7 +10478,7 @@
             <w:pPr>
               <w:spacing w:after="0" w:line="240"/>
             </w:pPr>
-            <w:hyperlink w:history="1" r:id="rIdexljj4whkuzsryqo30571">
+            <w:hyperlink w:history="1" r:id="rIdknspa89sakaju4bhq6jfj">
               <w:r>
                 <w:rPr>
                   <w:rFonts w:ascii="JetBrains Mono" w:cs="JetBrains Mono" w:eastAsia="JetBrains Mono" w:hAnsi="JetBrains Mono"/>
@@ -10621,7 +10621,7 @@
             <w:pPr>
               <w:spacing w:after="0" w:line="240"/>
             </w:pPr>
-            <w:hyperlink w:history="1" r:id="rIdfehkmmm8vbt7kzgr9sanc">
+            <w:hyperlink w:history="1" r:id="rIdy_pm6tmopvufgchc4qhzs">
               <w:r>
                 <w:rPr>
                   <w:rFonts w:ascii="JetBrains Mono" w:cs="JetBrains Mono" w:eastAsia="JetBrains Mono" w:hAnsi="JetBrains Mono"/>
@@ -10764,7 +10764,7 @@
             <w:pPr>
               <w:spacing w:after="0" w:line="240"/>
             </w:pPr>
-            <w:hyperlink w:history="1" r:id="rId1srwnm6lh81hjdd69siuy">
+            <w:hyperlink w:history="1" r:id="rIdv_y-yd9t2i973vsoo3_66">
               <w:r>
                 <w:rPr>
                   <w:rFonts w:ascii="JetBrains Mono" w:cs="JetBrains Mono" w:eastAsia="JetBrains Mono" w:hAnsi="JetBrains Mono"/>
@@ -10907,7 +10907,7 @@
             <w:pPr>
               <w:spacing w:after="0" w:line="240"/>
             </w:pPr>
-            <w:hyperlink w:history="1" r:id="rIdi6iobjzlxqzo7rasmq0wo">
+            <w:hyperlink w:history="1" r:id="rIdqwtoeibcntcltsvnpwvne">
               <w:r>
                 <w:rPr>
                   <w:rFonts w:ascii="JetBrains Mono" w:cs="JetBrains Mono" w:eastAsia="JetBrains Mono" w:hAnsi="JetBrains Mono"/>
@@ -10926,7 +10926,7 @@
             <w:pPr>
               <w:spacing w:after="0" w:line="240"/>
             </w:pPr>
-            <w:hyperlink w:history="1" r:id="rId5rxta8qzbitmae4zagmrh">
+            <w:hyperlink w:history="1" r:id="rIdtcaelspjks8uh5qwru9ac">
               <w:r>
                 <w:rPr>
                   <w:rFonts w:ascii="JetBrains Mono" w:cs="JetBrains Mono" w:eastAsia="JetBrains Mono" w:hAnsi="JetBrains Mono"/>
@@ -11093,7 +11093,7 @@
             <w:pPr>
               <w:spacing w:after="0" w:line="240"/>
             </w:pPr>
-            <w:hyperlink w:history="1" r:id="rId9tlg8sg7vuxz9tmsj2bwz">
+            <w:hyperlink w:history="1" r:id="rId4ym8ze3nxi-fzkwbud2lo">
               <w:r>
                 <w:rPr>
                   <w:rFonts w:ascii="JetBrains Mono" w:cs="JetBrains Mono" w:eastAsia="JetBrains Mono" w:hAnsi="JetBrains Mono"/>
@@ -11236,7 +11236,7 @@
             <w:pPr>
               <w:spacing w:after="0" w:line="240"/>
             </w:pPr>
-            <w:hyperlink w:history="1" r:id="rIdql1fzhbq3k0wifcadznee">
+            <w:hyperlink w:history="1" r:id="rIdmtebxajww30unfxjhmyv2">
               <w:r>
                 <w:rPr>
                   <w:rFonts w:ascii="JetBrains Mono" w:cs="JetBrains Mono" w:eastAsia="JetBrains Mono" w:hAnsi="JetBrains Mono"/>
@@ -11379,7 +11379,7 @@
             <w:pPr>
               <w:spacing w:after="0" w:line="240"/>
             </w:pPr>
-            <w:hyperlink w:history="1" r:id="rId1vi18ozkamilxf2j2rgix">
+            <w:hyperlink w:history="1" r:id="rIdnwsls5x6gsb21ayuvgf4a">
               <w:r>
                 <w:rPr>
                   <w:rFonts w:ascii="JetBrains Mono" w:cs="JetBrains Mono" w:eastAsia="JetBrains Mono" w:hAnsi="JetBrains Mono"/>
@@ -11598,7 +11598,7 @@
             <w:pPr>
               <w:spacing w:after="0" w:line="240"/>
             </w:pPr>
-            <w:hyperlink w:history="1" r:id="rId9lrvkd48hek3ckv0b_xga">
+            <w:hyperlink w:history="1" r:id="rId0nq6bzfsqjnc0lp2faglk">
               <w:r>
                 <w:rPr>
                   <w:rFonts w:ascii="JetBrains Mono" w:cs="JetBrains Mono" w:eastAsia="JetBrains Mono" w:hAnsi="JetBrains Mono"/>
@@ -11741,7 +11741,7 @@
             <w:pPr>
               <w:spacing w:after="0" w:line="240"/>
             </w:pPr>
-            <w:hyperlink w:history="1" r:id="rId0ttom9949ydsj8grdcf8p">
+            <w:hyperlink w:history="1" r:id="rIdug88klmkg8apmk6qghcg0">
               <w:r>
                 <w:rPr>
                   <w:rFonts w:ascii="JetBrains Mono" w:cs="JetBrains Mono" w:eastAsia="JetBrains Mono" w:hAnsi="JetBrains Mono"/>
@@ -11923,7 +11923,7 @@
             <w:pPr>
               <w:spacing w:after="0" w:line="240"/>
             </w:pPr>
-            <w:hyperlink w:history="1" r:id="rIdsd7olqmrtgwnpf69-3dcb">
+            <w:hyperlink w:history="1" r:id="rIdjkyy2qwpzh6ittig-tgtv">
               <w:r>
                 <w:rPr>
                   <w:rFonts w:ascii="JetBrains Mono" w:cs="JetBrains Mono" w:eastAsia="JetBrains Mono" w:hAnsi="JetBrains Mono"/>
@@ -12066,7 +12066,7 @@
             <w:pPr>
               <w:spacing w:after="0" w:line="240"/>
             </w:pPr>
-            <w:hyperlink w:history="1" r:id="rIdlcipgx95taosidrvnjeva">
+            <w:hyperlink w:history="1" r:id="rIdahmcd_ufmli2dmekls1an">
               <w:r>
                 <w:rPr>
                   <w:rFonts w:ascii="JetBrains Mono" w:cs="JetBrains Mono" w:eastAsia="JetBrains Mono" w:hAnsi="JetBrains Mono"/>
@@ -12411,7 +12411,7 @@
             <w:pPr>
               <w:spacing w:after="0" w:line="240"/>
             </w:pPr>
-            <w:hyperlink w:history="1" r:id="rIdkr-mzsuxpc20xgwaccu7t">
+            <w:hyperlink w:history="1" r:id="rIdqzajf7pqgdb6iok8pxbcu">
               <w:r>
                 <w:rPr>
                   <w:rFonts w:ascii="JetBrains Mono" w:cs="JetBrains Mono" w:eastAsia="JetBrains Mono" w:hAnsi="JetBrains Mono"/>
@@ -12563,7 +12563,7 @@
             <w:pPr>
               <w:spacing w:after="0" w:line="240"/>
             </w:pPr>
-            <w:hyperlink w:history="1" r:id="rIdgyhooe6v_ur9ppkytdwki">
+            <w:hyperlink w:history="1" r:id="rIdjbqzdgo4bin871zpw30df">
               <w:r>
                 <w:rPr>
                   <w:rFonts w:ascii="JetBrains Mono" w:cs="JetBrains Mono" w:eastAsia="JetBrains Mono" w:hAnsi="JetBrains Mono"/>
@@ -12763,7 +12763,7 @@
             <w:pPr>
               <w:spacing w:after="0" w:line="240"/>
             </w:pPr>
-            <w:hyperlink w:history="1" r:id="rIdbn9uf7rprpjoj_nkdzauq">
+            <w:hyperlink w:history="1" r:id="rId3bwbvlm5thktpgvtotz7b">
               <w:r>
                 <w:rPr>
                   <w:rFonts w:ascii="JetBrains Mono" w:cs="JetBrains Mono" w:eastAsia="JetBrains Mono" w:hAnsi="JetBrains Mono"/>
@@ -12903,7 +12903,7 @@
             <w:pPr>
               <w:spacing w:after="0" w:line="240"/>
             </w:pPr>
-            <w:hyperlink w:history="1" r:id="rIdtw160lfxl9y7zzzh8t1pt">
+            <w:hyperlink w:history="1" r:id="rIdlmsfz75tzjfgdclvl1t73">
               <w:r>
                 <w:rPr>
                   <w:rFonts w:ascii="JetBrains Mono" w:cs="JetBrains Mono" w:eastAsia="JetBrains Mono" w:hAnsi="JetBrains Mono"/>
@@ -13043,7 +13043,7 @@
             <w:pPr>
               <w:spacing w:after="0" w:line="240"/>
             </w:pPr>
-            <w:hyperlink w:history="1" r:id="rIdl5u6p6jfb9r0artqcjump">
+            <w:hyperlink w:history="1" r:id="rIdlaphfrb35104c4ssnxul_">
               <w:r>
                 <w:rPr>
                   <w:rFonts w:ascii="JetBrains Mono" w:cs="JetBrains Mono" w:eastAsia="JetBrains Mono" w:hAnsi="JetBrains Mono"/>
@@ -13195,7 +13195,7 @@
             <w:pPr>
               <w:spacing w:after="0" w:line="240"/>
             </w:pPr>
-            <w:hyperlink w:history="1" r:id="rId1ugg8f3ijyn4t3yf9p6e2">
+            <w:hyperlink w:history="1" r:id="rIdsm1smpzij-b44lwvs3bhy">
               <w:r>
                 <w:rPr>
                   <w:rFonts w:ascii="JetBrains Mono" w:cs="JetBrains Mono" w:eastAsia="JetBrains Mono" w:hAnsi="JetBrains Mono"/>
@@ -13335,7 +13335,7 @@
             <w:pPr>
               <w:spacing w:after="0" w:line="240"/>
             </w:pPr>
-            <w:hyperlink w:history="1" r:id="rIdsqsam6efjoai9wkvd6b3z">
+            <w:hyperlink w:history="1" r:id="rId0gi6oqtguujgrwltjblrl">
               <w:r>
                 <w:rPr>
                   <w:rFonts w:ascii="JetBrains Mono" w:cs="JetBrains Mono" w:eastAsia="JetBrains Mono" w:hAnsi="JetBrains Mono"/>
@@ -13475,7 +13475,7 @@
             <w:pPr>
               <w:spacing w:after="0" w:line="240"/>
             </w:pPr>
-            <w:hyperlink w:history="1" r:id="rIdasf4-sakim-myf_mxqpxz">
+            <w:hyperlink w:history="1" r:id="rIdtopoizsix3vqddyuw0kgr">
               <w:r>
                 <w:rPr>
                   <w:rFonts w:ascii="JetBrains Mono" w:cs="JetBrains Mono" w:eastAsia="JetBrains Mono" w:hAnsi="JetBrains Mono"/>
@@ -13502,7 +13502,7 @@
             <w:pPr>
               <w:spacing w:after="0" w:line="240"/>
             </w:pPr>
-            <w:hyperlink w:history="1" r:id="rIdruqoshulqreomnvrx427n">
+            <w:hyperlink w:history="1" r:id="rIdkr6t3kxpbkjeud0ihuoki">
               <w:r>
                 <w:rPr>
                   <w:rFonts w:ascii="JetBrains Mono" w:cs="JetBrains Mono" w:eastAsia="JetBrains Mono" w:hAnsi="JetBrains Mono"/>
@@ -13663,7 +13663,7 @@
           <w:sz w:val="16"/>
           <w:szCs w:val="16"/>
         </w:rPr>
-        <w:t xml:space="preserve"> S5 (LinkedIn) refuses scripted requests (HTTP 999) but opens normally in a browser; it was read logged out. The other sources returned HTTP 200 on the access date (see verification/verification-report.md).</w:t>
+        <w:t xml:space="preserve"> S5 (LinkedIn) refuses scripted requests (HTTP 999) but opens normally in a browser. The four facts taken from it were confirmed by hand in a logged-in browser on 29 October 2026 (screenshots in section E). The other sources returned HTTP 200 on the access date (see verification/verification-report.md).</w:t>
       </w:r>
     </w:p>
     <w:p>
@@ -13718,6 +13718,324 @@
         <w:t xml:space="preserve"> Monoova figures come from Redbelly’s announcement and Tokeniser figures from Tokeniser’s own site; the briefing attributes them accordingly and does not present them as independently audited.</w:t>
       </w:r>
     </w:p>
+    <w:p>
+      <w:pPr>
+        <w:pStyle w:val="Heading1"/>
+        <w:pageBreakBefore/>
+      </w:pPr>
+      <w:r>
+        <w:t xml:space="preserve">E. LinkedIn screenshots (S5)</w:t>
+      </w:r>
+    </w:p>
+    <w:p>
+      <w:pPr>
+        <w:spacing w:after="120"/>
+      </w:pPr>
+      <w:r>
+        <w:rPr>
+          <w:color w:val="394853"/>
+          <w:sz w:val="16"/>
+          <w:szCs w:val="16"/>
+        </w:rPr>
+        <w:t xml:space="preserve">LinkedIn blocks automated checks, so the four facts taken from S5 were confirmed by hand in a logged-in browser on 29 October 2026. Each screenshot is cropped to the relevant part of the page, which removes the browser bars, an advert and unrelated text; the shading marks the supporting passage. The page content is otherwise unchanged.</w:t>
+      </w:r>
+    </w:p>
+    <w:tbl>
+      <w:tblPr>
+        <w:tblW w:type="dxa" w:w="14798"/>
+        <w:tblBorders>
+          <w:top w:val="single" w:color="auto" w:sz="4"/>
+          <w:left w:val="single" w:color="auto" w:sz="4"/>
+          <w:bottom w:val="single" w:color="auto" w:sz="4"/>
+          <w:right w:val="single" w:color="auto" w:sz="4"/>
+          <w:insideH w:val="single" w:color="auto" w:sz="4"/>
+          <w:insideV w:val="single" w:color="auto" w:sz="4"/>
+        </w:tblBorders>
+      </w:tblPr>
+      <w:tblGrid>
+        <w:gridCol w:w="8583"/>
+        <w:gridCol w:w="6215"/>
+      </w:tblGrid>
+      <w:tr>
+        <w:trPr>
+          <w:cantSplit/>
+        </w:trPr>
+        <w:tc>
+          <w:tcPr>
+            <w:tcW w:type="dxa" w:w="8583"/>
+            <w:tcBorders>
+              <w:top w:val="none" w:color="auto" w:sz="0"/>
+              <w:left w:val="none" w:color="auto" w:sz="0"/>
+              <w:bottom w:val="none" w:color="auto" w:sz="0"/>
+              <w:right w:val="none" w:color="auto" w:sz="0"/>
+            </w:tcBorders>
+            <w:tcMar>
+              <w:right w:type="dxa" w:w="240"/>
+            </w:tcMar>
+          </w:tcPr>
+          <w:p>
+            <w:pPr>
+              <w:spacing w:after="40" w:line="240" w:lineRule="auto"/>
+            </w:pPr>
+            <w:r>
+              <w:drawing>
+                <wp:inline distT="0" distB="0" distL="0" distR="0">
+                  <wp:extent cx="5191125" cy="2095500"/>
+                  <wp:effectExtent t="0" r="0" b="0" l="0"/>
+                  <wp:docPr id="1" name="E1" descr="Screenshot of the LinkedIn profile, About section" title="E1 LinkedIn About section"/>
+                  <wp:cNvGraphicFramePr>
+                    <a:graphicFrameLocks xmlns:a="http://schemas.openxmlformats.org/drawingml/2006/main" noChangeAspect="1"/>
+                  </wp:cNvGraphicFramePr>
+                  <a:graphic xmlns:a="http://schemas.openxmlformats.org/drawingml/2006/main">
+                    <a:graphicData uri="http://schemas.openxmlformats.org/drawingml/2006/picture">
+                      <pic:pic xmlns:pic="http://schemas.openxmlformats.org/drawingml/2006/picture">
+                        <pic:nvPicPr>
+                          <pic:cNvPr id="0" name="" descr=""/>
+                          <pic:cNvPicPr>
+                            <a:picLocks noChangeAspect="1" noChangeArrowheads="1"/>
+                          </pic:cNvPicPr>
+                        </pic:nvPicPr>
+                        <pic:blipFill>
+                          <a:blip r:embed="rId10" cstate="none"/>
+                          <a:srcRect/>
+                          <a:stretch>
+                            <a:fillRect/>
+                          </a:stretch>
+                        </pic:blipFill>
+                        <pic:spPr bwMode="auto">
+                          <a:xfrm>
+                            <a:off x="0" y="0"/>
+                            <a:ext cx="5191125" cy="2095500"/>
+                          </a:xfrm>
+                          <a:prstGeom prst="rect">
+                            <a:avLst/>
+                          </a:prstGeom>
+                        </pic:spPr>
+                      </pic:pic>
+                    </a:graphicData>
+                  </a:graphic>
+                </wp:inline>
+              </w:drawing>
+            </w:r>
+          </w:p>
+          <w:p>
+            <w:pPr>
+              <w:spacing w:after="200" w:line="240"/>
+            </w:pPr>
+            <w:r>
+              <w:rPr>
+                <w:rFonts w:ascii="JetBrains Mono" w:cs="JetBrains Mono" w:eastAsia="JetBrains Mono" w:hAnsi="JetBrains Mono"/>
+                <w:b/>
+                <w:bCs/>
+                <w:sz w:val="14"/>
+                <w:szCs w:val="14"/>
+              </w:rPr>
+              <w:t xml:space="preserve">E1</w:t>
+            </w:r>
+            <w:r>
+              <w:rPr>
+                <w:sz w:val="15"/>
+                <w:szCs w:val="15"/>
+              </w:rPr>
+              <w:t xml:space="preserve">  About section. Supports </w:t>
+            </w:r>
+            <w:r>
+              <w:rPr>
+                <w:rFonts w:ascii="JetBrains Mono" w:cs="JetBrains Mono" w:eastAsia="JetBrains Mono" w:hAnsi="JetBrains Mono"/>
+                <w:sz w:val="14"/>
+                <w:szCs w:val="14"/>
+              </w:rPr>
+              <w:t xml:space="preserve">C03, C22, C23</w:t>
+            </w:r>
+            <w:r>
+              <w:rPr>
+                <w:sz w:val="15"/>
+                <w:szCs w:val="15"/>
+              </w:rPr>
+              <w:t xml:space="preserve">.</w:t>
+            </w:r>
+          </w:p>
+          <w:p>
+            <w:pPr>
+              <w:spacing w:after="40" w:line="240" w:lineRule="auto"/>
+            </w:pPr>
+            <w:r>
+              <w:drawing>
+                <wp:inline distT="0" distB="0" distL="0" distR="0">
+                  <wp:extent cx="5191125" cy="1619250"/>
+                  <wp:effectExtent t="0" r="0" b="0" l="0"/>
+                  <wp:docPr id="1" name="E2" descr="Screenshot of the LinkedIn profile, Education" title="E2 LinkedIn Education"/>
+                  <wp:cNvGraphicFramePr>
+                    <a:graphicFrameLocks xmlns:a="http://schemas.openxmlformats.org/drawingml/2006/main" noChangeAspect="1"/>
+                  </wp:cNvGraphicFramePr>
+                  <a:graphic xmlns:a="http://schemas.openxmlformats.org/drawingml/2006/main">
+                    <a:graphicData uri="http://schemas.openxmlformats.org/drawingml/2006/picture">
+                      <pic:pic xmlns:pic="http://schemas.openxmlformats.org/drawingml/2006/picture">
+                        <pic:nvPicPr>
+                          <pic:cNvPr id="0" name="" descr=""/>
+                          <pic:cNvPicPr>
+                            <a:picLocks noChangeAspect="1" noChangeArrowheads="1"/>
+                          </pic:cNvPicPr>
+                        </pic:nvPicPr>
+                        <pic:blipFill>
+                          <a:blip r:embed="rId11" cstate="none"/>
+                          <a:srcRect/>
+                          <a:stretch>
+                            <a:fillRect/>
+                          </a:stretch>
+                        </pic:blipFill>
+                        <pic:spPr bwMode="auto">
+                          <a:xfrm>
+                            <a:off x="0" y="0"/>
+                            <a:ext cx="5191125" cy="1619250"/>
+                          </a:xfrm>
+                          <a:prstGeom prst="rect">
+                            <a:avLst/>
+                          </a:prstGeom>
+                        </pic:spPr>
+                      </pic:pic>
+                    </a:graphicData>
+                  </a:graphic>
+                </wp:inline>
+              </w:drawing>
+            </w:r>
+          </w:p>
+          <w:p>
+            <w:pPr>
+              <w:spacing w:after="200" w:line="240"/>
+            </w:pPr>
+            <w:r>
+              <w:rPr>
+                <w:rFonts w:ascii="JetBrains Mono" w:cs="JetBrains Mono" w:eastAsia="JetBrains Mono" w:hAnsi="JetBrains Mono"/>
+                <w:b/>
+                <w:bCs/>
+                <w:sz w:val="14"/>
+                <w:szCs w:val="14"/>
+              </w:rPr>
+              <w:t xml:space="preserve">E2</w:t>
+            </w:r>
+            <w:r>
+              <w:rPr>
+                <w:sz w:val="15"/>
+                <w:szCs w:val="15"/>
+              </w:rPr>
+              <w:t xml:space="preserve">  Education. Supports </w:t>
+            </w:r>
+            <w:r>
+              <w:rPr>
+                <w:rFonts w:ascii="JetBrains Mono" w:cs="JetBrains Mono" w:eastAsia="JetBrains Mono" w:hAnsi="JetBrains Mono"/>
+                <w:sz w:val="14"/>
+                <w:szCs w:val="14"/>
+              </w:rPr>
+              <w:t xml:space="preserve">C26</w:t>
+            </w:r>
+            <w:r>
+              <w:rPr>
+                <w:sz w:val="15"/>
+                <w:szCs w:val="15"/>
+              </w:rPr>
+              <w:t xml:space="preserve">.</w:t>
+            </w:r>
+          </w:p>
+        </w:tc>
+        <w:tc>
+          <w:tcPr>
+            <w:tcW w:type="dxa" w:w="6215"/>
+            <w:tcBorders>
+              <w:top w:val="none" w:color="auto" w:sz="0"/>
+              <w:left w:val="none" w:color="auto" w:sz="0"/>
+              <w:bottom w:val="none" w:color="auto" w:sz="0"/>
+              <w:right w:val="none" w:color="auto" w:sz="0"/>
+            </w:tcBorders>
+            <w:tcMar>
+              <w:left w:type="dxa" w:w="240"/>
+            </w:tcMar>
+          </w:tcPr>
+          <w:p>
+            <w:pPr>
+              <w:spacing w:after="40" w:line="240" w:lineRule="auto"/>
+            </w:pPr>
+            <w:r>
+              <w:drawing>
+                <wp:inline distT="0" distB="0" distL="0" distR="0">
+                  <wp:extent cx="3619500" cy="1790700"/>
+                  <wp:effectExtent t="0" r="0" b="0" l="0"/>
+                  <wp:docPr id="1" name="E3" descr="Screenshot of the LinkedIn profile, His post on stepping down as Monoova CEO" title="E3 LinkedIn His post on stepping down as Monoova CEO"/>
+                  <wp:cNvGraphicFramePr>
+                    <a:graphicFrameLocks xmlns:a="http://schemas.openxmlformats.org/drawingml/2006/main" noChangeAspect="1"/>
+                  </wp:cNvGraphicFramePr>
+                  <a:graphic xmlns:a="http://schemas.openxmlformats.org/drawingml/2006/main">
+                    <a:graphicData uri="http://schemas.openxmlformats.org/drawingml/2006/picture">
+                      <pic:pic xmlns:pic="http://schemas.openxmlformats.org/drawingml/2006/picture">
+                        <pic:nvPicPr>
+                          <pic:cNvPr id="0" name="" descr=""/>
+                          <pic:cNvPicPr>
+                            <a:picLocks noChangeAspect="1" noChangeArrowheads="1"/>
+                          </pic:cNvPicPr>
+                        </pic:nvPicPr>
+                        <pic:blipFill>
+                          <a:blip r:embed="rId12" cstate="none"/>
+                          <a:srcRect/>
+                          <a:stretch>
+                            <a:fillRect/>
+                          </a:stretch>
+                        </pic:blipFill>
+                        <pic:spPr bwMode="auto">
+                          <a:xfrm>
+                            <a:off x="0" y="0"/>
+                            <a:ext cx="3619500" cy="1790700"/>
+                          </a:xfrm>
+                          <a:prstGeom prst="rect">
+                            <a:avLst/>
+                          </a:prstGeom>
+                        </pic:spPr>
+                      </pic:pic>
+                    </a:graphicData>
+                  </a:graphic>
+                </wp:inline>
+              </w:drawing>
+            </w:r>
+          </w:p>
+          <w:p>
+            <w:pPr>
+              <w:spacing w:after="200" w:line="240"/>
+            </w:pPr>
+            <w:r>
+              <w:rPr>
+                <w:rFonts w:ascii="JetBrains Mono" w:cs="JetBrains Mono" w:eastAsia="JetBrains Mono" w:hAnsi="JetBrains Mono"/>
+                <w:b/>
+                <w:bCs/>
+                <w:sz w:val="14"/>
+                <w:szCs w:val="14"/>
+              </w:rPr>
+              <w:t xml:space="preserve">E3</w:t>
+            </w:r>
+            <w:r>
+              <w:rPr>
+                <w:sz w:val="15"/>
+                <w:szCs w:val="15"/>
+              </w:rPr>
+              <w:t xml:space="preserve">  His post on stepping down as Monoova CEO. Supports </w:t>
+            </w:r>
+            <w:r>
+              <w:rPr>
+                <w:rFonts w:ascii="JetBrains Mono" w:cs="JetBrains Mono" w:eastAsia="JetBrains Mono" w:hAnsi="JetBrains Mono"/>
+                <w:sz w:val="14"/>
+                <w:szCs w:val="14"/>
+              </w:rPr>
+              <w:t xml:space="preserve">C22, C23</w:t>
+            </w:r>
+            <w:r>
+              <w:rPr>
+                <w:sz w:val="15"/>
+                <w:szCs w:val="15"/>
+              </w:rPr>
+              <w:t xml:space="preserve">.</w:t>
+            </w:r>
+          </w:p>
+        </w:tc>
+      </w:tr>
+    </w:tbl>
     <w:sectPr>
       <w:headerReference w:type="default" r:id="rId7"/>
       <w:footerReference w:type="default" r:id="rId8"/>
